--- a/company/Ecosistemi/02-INFO-BUSINESS/Workflow/libri-performanti-multiagente/LIBRI/in_lavorazione/the-quiet-hours/The_Quiet_Hours.docx
+++ b/company/Ecosistemi/02-INFO-BUSINESS/Workflow/libri-performanti-multiagente/LIBRI/in_lavorazione/the-quiet-hours/The_Quiet_Hours.docx
@@ -77,11 +77,61 @@
     </w:p>
     <w:p>
       <w:r>
+        <w:t>There's a fourth explanation and I don't look at it directly, the way you don't look directly at the sun or at a bill you haven't opened. The fourth explanation is that I put it there.</w:t>
+      </w:r>
+    </w:p>
+    <w:p>
+      <w:r>
         <w:t>I put the key on the shelf next to the kettle, where lost things go, and I go start my rounds.</w:t>
       </w:r>
     </w:p>
     <w:p>
       <w:r>
+        <w:t>The rounds are the same rounds. I want to describe them properly, because the ordinariness matters — because everything that comes after has to be laid on top of eight hours of a job I have done four nights a week for eleven years and can do with my hands while my head is somewhere else entirely.</w:t>
+      </w:r>
+    </w:p>
+    <w:p>
+      <w:r>
+        <w:t>Room 3, Mrs. Duffy, hip replacement six weeks ago, sleeping on her back with her mouth open and one hand up by her ear like a child. Room 5, empty since Tuesday, stripped bed, and I still look in. Room 7, Mr. Aldridge, awake.</w:t>
+      </w:r>
+    </w:p>
+    <w:p>
+      <w:r>
+        <w:t>"What year is it?"</w:t>
+      </w:r>
+    </w:p>
+    <w:p>
+      <w:r>
+        <w:t>"It's 2026, love."</w:t>
+      </w:r>
+    </w:p>
+    <w:p>
+      <w:r>
+        <w:t>"Is it." He takes this the way he always takes it, with the small tired courtesy of a man who has been given a wrong answer by a competent person. "I thought it was earlier than that."</w:t>
+      </w:r>
+    </w:p>
+    <w:p>
+      <w:r>
+        <w:t>"You're not the only one."</w:t>
+      </w:r>
+    </w:p>
+    <w:p>
+      <w:r>
+        <w:t>Room 9, the Kelly sisters, who are not sisters and who have insisted on being roomed together for two years and hold hands in their sleep across the gap between the beds. Room 11, Mr. Osei, who does not sleep either and who has read four hundred pages of the same Wilbur Smith since January and who lifts a hand to me without looking up.</w:t>
+      </w:r>
+    </w:p>
+    <w:p>
+      <w:r>
+        <w:t>This is the part of the job nobody writes about. It's not dramatic. It's eleven people breathing in eleven rooms and one woman walking between them making sure they keep doing it.</w:t>
+      </w:r>
+    </w:p>
+    <w:p>
+      <w:r>
+        <w:t>I love it. I've never once said that out loud to anyone.</w:t>
+      </w:r>
+    </w:p>
+    <w:p>
+      <w:r>
         <w:t>Room 12 rings at eleven forty. Mrs. Ferrante is awake and sitting up, hands folded on the blanket like she's waiting for a train.</w:t>
       </w:r>
     </w:p>
@@ -118,6 +168,86 @@
     <w:p>
       <w:r>
         <w:t>I write it in the log. *Patient briefly disoriented, settled without medication, 23:52.*</w:t>
+      </w:r>
+    </w:p>
+    <w:p>
+      <w:r>
+        <w:t>What I don't write in the log is that Marguerite Ferrante has said *you're early* to me every night for eleven months, and that in eleven months I have never once asked her early for what.</w:t>
+      </w:r>
+    </w:p>
+    <w:p>
+      <w:r>
+        <w:t>That's not true. I asked her once, in April. She said something I didn't catch and I let it go because there was a fall in room 5 and by the time I came back she was asleep.</w:t>
+      </w:r>
+    </w:p>
+    <w:p>
+      <w:r>
+        <w:t>I have thought about that unheard sentence perhaps forty times since.</w:t>
+      </w:r>
+    </w:p>
+    <w:p>
+      <w:r>
+        <w:t>---</w:t>
+      </w:r>
+    </w:p>
+    <w:p>
+      <w:r>
+        <w:t>The middle of a night shift has a shape. Between one and three you do the paperwork nobody does in daylight — the audits, the fridge temperatures, the controlled drugs count that takes two signatures and eleven minutes and which Angela and I have done together so many times we no longer speak during it.</w:t>
+      </w:r>
+    </w:p>
+    <w:p>
+      <w:r>
+        <w:t>Tonight Angela is on the other wing, so I do the count with Priya, who is on her third week of nights and still thinks they're interesting.</w:t>
+      </w:r>
+    </w:p>
+    <w:p>
+      <w:r>
+        <w:t>"Does it get boring?" she asks, while I'm reading numbers off a blister pack.</w:t>
+      </w:r>
+    </w:p>
+    <w:p>
+      <w:r>
+        <w:t>"Yes."</w:t>
+      </w:r>
+    </w:p>
+    <w:p>
+      <w:r>
+        <w:t>"Everyone says the nights are peaceful."</w:t>
+      </w:r>
+    </w:p>
+    <w:p>
+      <w:r>
+        <w:t>"Everyone who says that works days."</w:t>
+      </w:r>
+    </w:p>
+    <w:p>
+      <w:r>
+        <w:t>She laughs. She has a good laugh, unguarded, the laugh of someone who has not yet had a phone call at ten past one in the morning.</w:t>
+      </w:r>
+    </w:p>
+    <w:p>
+      <w:r>
+        <w:t>"Can I ask you something?" she says. "Why nights? You could do days. You've got the seniority, Denise would have you on days tomorrow."</w:t>
+      </w:r>
+    </w:p>
+    <w:p>
+      <w:r>
+        <w:t>I count out four ampoules and write the number in the column.</w:t>
+      </w:r>
+    </w:p>
+    <w:p>
+      <w:r>
+        <w:t>"I like knowing where everybody is," I say.</w:t>
+      </w:r>
+    </w:p>
+    <w:p>
+      <w:r>
+        <w:t>It's the truest answer I've given anybody in fourteen months and she takes it for a joke, and laughs again, and I let her.</w:t>
+      </w:r>
+    </w:p>
+    <w:p>
+      <w:r>
+        <w:t>---</w:t>
       </w:r>
     </w:p>
     <w:p>
@@ -351,6 +481,56 @@
     </w:p>
     <w:p>
       <w:r>
+        <w:t>There's a thing I do that I have never told the counselling woman about, and it is this: I keep a list.</w:t>
+      </w:r>
+    </w:p>
+    <w:p>
+      <w:r>
+        <w:t>It's in the notes app on my phone, and it's called *Groceries*, which is a level of cowardice I'm aware of. It has forty-one items on it. They are all the things about that night that don't sit right.</w:t>
+      </w:r>
+    </w:p>
+    <w:p>
+      <w:r>
+        <w:t>Item one: *she said see you at Mum's — we weren't going to Mum's until the 23rd.*</w:t>
+      </w:r>
+    </w:p>
+    <w:p>
+      <w:r>
+        <w:t>Item four: *nobody at the party remembers her leaving.*</w:t>
+      </w:r>
+    </w:p>
+    <w:p>
+      <w:r>
+        <w:t>Item eleven: *the taxi.*</w:t>
+      </w:r>
+    </w:p>
+    <w:p>
+      <w:r>
+        <w:t>Item nineteen: *why did she park at the ring road that morning.*</w:t>
+      </w:r>
+    </w:p>
+    <w:p>
+      <w:r>
+        <w:t>Item thirty-three: *her keys.*</w:t>
+      </w:r>
+    </w:p>
+    <w:p>
+      <w:r>
+        <w:t>Nina's house keys were never found. Not in the car, not in the water, not on the verge, not in the bag they gave my mother in a plastic envelope with a form to sign. Her phone was there. Her purse was there, with forty pounds in it and a receipt from a garage. Her keys, on the ring with the enamel puffin she bought in Reykjavik and would not shut up about, were not.</w:t>
+      </w:r>
+    </w:p>
+    <w:p>
+      <w:r>
+        <w:t>I asked about it twice. The first time a very young officer said things move about in an impact, which is true. The second time, six weeks later, a different officer said they'd have been logged if they'd been recovered, which is also true, and which is not an answer to the question I was asking.</w:t>
+      </w:r>
+    </w:p>
+    <w:p>
+      <w:r>
+        <w:t>Item forty-one is the newest and it says: *2:14.*</w:t>
+      </w:r>
+    </w:p>
+    <w:p>
+      <w:r>
         <w:t>I take out my laptop and I search *voicemail delayed delivery fourteen months* and I read forum posts by people who are angry at telecom companies. It happens, apparently. Carrier faults. Messages that sit in a queue on a server for weeks. I find one case where a man received a voicemail six months late.</w:t>
       </w:r>
     </w:p>
@@ -565,6 +745,56 @@
     </w:p>
     <w:p>
       <w:r>
+        <w:t>Here is the thing about my sister that I have never managed to explain to anybody who didn't know her, and that I need you to understand or none of the rest of this will make sense.</w:t>
+      </w:r>
+    </w:p>
+    <w:p>
+      <w:r>
+        <w:t>Nina was five years younger and had been in charge of me since she was about nine.</w:t>
+      </w:r>
+    </w:p>
+    <w:p>
+      <w:r>
+        <w:t>That's not a figure of speech. When our father left — I was fourteen, she was nine — I did the sensible things: I got the bus timetables sorted, I learned to do a shepherd's pie, I filled in the forms. And Nina walked into the kitchen one evening about three weeks in, at nine years old, and said, "You're being weird. You've stopped being annoying and it's worse."</w:t>
+      </w:r>
+    </w:p>
+    <w:p>
+      <w:r>
+        <w:t>I have thought about that sentence for twenty years. Nine years old.</w:t>
+      </w:r>
+    </w:p>
+    <w:p>
+      <w:r>
+        <w:t>She was the only person alive who could tell me a true thing about myself and have me actually hear it. Everybody else, I'd be composing the rebuttal before they finished. With her, it just went in.</w:t>
+      </w:r>
+    </w:p>
+    <w:p>
+      <w:r>
+        <w:t>Which is exactly why, when she sat on my sofa on the eleventh of December with a glass in both hands and asked me a question in the careful way she asked it, I made a joke.</w:t>
+      </w:r>
+    </w:p>
+    <w:p>
+      <w:r>
+        <w:t>I've had fourteen months to work out why, and I think it's this: it was the first time in twenty years the direction of travel had reversed. She was asking me for something. And I didn't have any equipment for it, so I reached for the thing I did have, which was being funny at her.</w:t>
+      </w:r>
+    </w:p>
+    <w:p>
+      <w:r>
+        <w:t>*Both. In that order. Obviously.*</w:t>
+      </w:r>
+    </w:p>
+    <w:p>
+      <w:r>
+        <w:t>She laughed. She let me off.</w:t>
+      </w:r>
+    </w:p>
+    <w:p>
+      <w:r>
+        <w:t>I have never been let off anything so completely in my life.</w:t>
+      </w:r>
+    </w:p>
+    <w:p>
+      <w:r>
         <w:t>The doorbell goes at four.</w:t>
       </w:r>
     </w:p>
@@ -889,6 +1119,36 @@
     </w:p>
     <w:p>
       <w:r>
+        <w:t>There's a photograph on her desk, angled away from me. I can see the back of the frame and about a centimetre of the edge of the picture, and I catch myself trying to work out from that centimetre whether it's children or a dog.</w:t>
+      </w:r>
+    </w:p>
+    <w:p>
+      <w:r>
+        <w:t>She notices me noticing.</w:t>
+      </w:r>
+    </w:p>
+    <w:p>
+      <w:r>
+        <w:t>"Two boys," she says. "Nineteen and twenty-two. The nineteen-year-old is currently informing me that university is a scam."</w:t>
+      </w:r>
+    </w:p>
+    <w:p>
+      <w:r>
+        <w:t>"Is it?"</w:t>
+      </w:r>
+    </w:p>
+    <w:p>
+      <w:r>
+        <w:t>"Increasingly." She almost smiles. "I turn it round because people talk more freely at a desk that isn't showing them somebody else's family. You'd be surprised how many people stop halfway through a sentence when they see a photograph of a child."</w:t>
+      </w:r>
+    </w:p>
+    <w:p>
+      <w:r>
+        <w:t>I file that away as the first honest piece of technique anybody in this building has ever shown me.</w:t>
+      </w:r>
+    </w:p>
+    <w:p>
+      <w:r>
         <w:t>I sit with my hands around a plastic cup of the worst coffee in the county and I ask the question I came to ask, and I ask it badly.</w:t>
       </w:r>
     </w:p>
@@ -959,7 +1219,42 @@
     </w:p>
     <w:p>
       <w:r>
-        <w:t>"You didn't ask," Okonjo says, and it isn't cruel, it's just true, and it lands like something dropped from a height. "You told me she was fine when she left. You told me twice. You told me she hugged you at the door and said *see you at Mum's*, and then you told me you were at home all night, and I believed you, and I still do." A pause, the exact length of a held breath. "You never once asked me what happened in between."</w:t>
+        <w:t>"You didn't ask," Okonjo says, and it isn't cruel, it's just true, and it lands like something dropped from a height.</w:t>
+      </w:r>
+    </w:p>
+    <w:p>
+      <w:r>
+        <w:t>I sit with it.</w:t>
+      </w:r>
+    </w:p>
+    <w:p>
+      <w:r>
+        <w:t>"That can't be right," I say. "I asked hundreds of questions. I rang this building so often the woman on the front desk knew my voice."</w:t>
+      </w:r>
+    </w:p>
+    <w:p>
+      <w:r>
+        <w:t>"You did." She doesn't look away. "You asked whether the barrier had been maintained. You asked about the road surface. You asked twice about the drainage, and I got a man from the council to send me a survey, and I sent it to you, and you rang back with a question about the camber."</w:t>
+      </w:r>
+    </w:p>
+    <w:p>
+      <w:r>
+        <w:t>"Because those were the things that—"</w:t>
+      </w:r>
+    </w:p>
+    <w:p>
+      <w:r>
+        <w:t>"They were all questions about the *road*," she says. "Not one of them was a question about your sister. In fourteen months you have never once asked me what state she was in when she left that party, or who she spoke to, or where she went for thirty-one minutes."</w:t>
+      </w:r>
+    </w:p>
+    <w:p>
+      <w:r>
+        <w:t>The clock on her wall does its thing.</w:t>
+      </w:r>
+    </w:p>
+    <w:p>
+      <w:r>
+        <w:t>"I've watched a lot of families do this," she says, more gently. "Everybody has a question they don't ask. Usually it's *did she suffer*. That one I understand." She turns her mug. "Yours isn't that one. Yours is a whole half hour, and I've been waiting fourteen months for you to notice it's missing." "You told me she was fine when she left. You told me twice. You told me she hugged you at the door and said *see you at Mum's*, and then you told me you were at home all night, and I believed you, and I still do." A pause, the exact length of a held breath. "You never once asked me what happened in between."</w:t>
       </w:r>
     </w:p>
     <w:p>
@@ -1163,6 +1458,56 @@
     </w:p>
     <w:p>
       <w:r>
+        <w:t>There's more in the file, and I read all of it, sitting on a plastic chair in a room that smells of toner at twenty past three in the morning.</w:t>
+      </w:r>
+    </w:p>
+    <w:p>
+      <w:r>
+        <w:t>Her admission was expedited. That's unusual — the waiting list at Ridgemont runs eleven months and people die on it. Marguerite Ferrante went from referral to bed in nine days, and the reason is in a social work note dated the second of March last year:</w:t>
+      </w:r>
+    </w:p>
+    <w:p>
+      <w:r>
+        <w:t>*Mrs F unable to remain at current address. Repeated night-time wandering, on two occasions found on the carriageway. Neighbour intervention. Risk assessed as high, immediate placement sought.*</w:t>
+      </w:r>
+    </w:p>
+    <w:p>
+      <w:r>
+        <w:t>On two occasions found on the carriageway.</w:t>
+      </w:r>
+    </w:p>
+    <w:p>
+      <w:r>
+        <w:t>I read it three times.</w:t>
+      </w:r>
+    </w:p>
+    <w:p>
+      <w:r>
+        <w:t>An eighty-two-year-old woman with dementia, who lived four hundred metres from a bend where my sister died, was walking out onto that road at night, repeatedly, in the months afterward.</w:t>
+      </w:r>
+    </w:p>
+    <w:p>
+      <w:r>
+        <w:t>There's a second note, from a different hand, undated:</w:t>
+      </w:r>
+    </w:p>
+    <w:p>
+      <w:r>
+        <w:t>*Family GP reports Mrs F has become preoccupied with a road traffic incident in the vicinity of her property (Dec, previous year). Discussed with daughter of neighbour — no family of her own. Reassurance given. Preoccupation likely fixation secondary to cognitive decline; content not reality-based.*</w:t>
+      </w:r>
+    </w:p>
+    <w:p>
+      <w:r>
+        <w:t>*Content not reality-based.*</w:t>
+      </w:r>
+    </w:p>
+    <w:p>
+      <w:r>
+        <w:t>Somebody wrote that sentence about a woman who had stood at her gate in a dressing gown and heard it happen.</w:t>
+      </w:r>
+    </w:p>
+    <w:p>
+      <w:r>
         <w:t>I put the file back. I finish my rounds. I chart everything I'm meant to chart and nothing I'm not.</w:t>
       </w:r>
     </w:p>
@@ -1377,6 +1722,46 @@
     </w:p>
     <w:p>
       <w:r>
+        <w:t>"You'll want to know about the Leeds one," he says, without turning round, which is how I learn that Ken Boyd has been building to this for half an hour.</w:t>
+      </w:r>
+    </w:p>
+    <w:p>
+      <w:r>
+        <w:t>"Go on."</w:t>
+      </w:r>
+    </w:p>
+    <w:p>
+      <w:r>
+        <w:t>"Girl of nineteen. Answerphone message, forty seconds, family said it was her, police said it wasn't." He drags something across the screen. "It was her. Took me a week. And when I told the mother, she asked me a question I've never got over, which was: *does that mean it's my fault I didn't pick up?*"</w:t>
+      </w:r>
+    </w:p>
+    <w:p>
+      <w:r>
+        <w:t>The garage hums. Somewhere out the back a boiler fires.</w:t>
+      </w:r>
+    </w:p>
+    <w:p>
+      <w:r>
+        <w:t>"What did you tell her?"</w:t>
+      </w:r>
+    </w:p>
+    <w:p>
+      <w:r>
+        <w:t>"I told her I do sound, not fault." He shrugs, one shoulder. "Which was a cowardly answer and I've had thirty years to think of a better one and I haven't." He glances at me sideways. "You'll ask me that question at some point. Not today. But you will, and I want you to know in advance that I'm going to give you the same cowardly answer, because it's the only true one I've got."</w:t>
+      </w:r>
+    </w:p>
+    <w:p>
+      <w:r>
+        <w:t>"I wasn't going to ask you anything."</w:t>
+      </w:r>
+    </w:p>
+    <w:p>
+      <w:r>
+        <w:t>"No," Ken agrees, pleasantly. "Nobody ever is."</w:t>
+      </w:r>
+    </w:p>
+    <w:p>
+      <w:r>
         <w:t>"Right," he says at last. "Two things. Then a third thing, and you're going to want to sit down for the third thing, except you're already sitting down, so."</w:t>
       </w:r>
     </w:p>
@@ -1513,6 +1898,41 @@
     <w:p>
       <w:r>
         <w:t>---</w:t>
+      </w:r>
+    </w:p>
+    <w:p>
+      <w:r>
+        <w:t>Before I leave, Ken says: "One more thing and then I'll let you go."</w:t>
+      </w:r>
+    </w:p>
+    <w:p>
+      <w:r>
+        <w:t>He's turned off the monitor. That's deliberate; I notice it and I appreciate it.</w:t>
+      </w:r>
+    </w:p>
+    <w:p>
+      <w:r>
+        <w:t>"The gate on that recording. The compression." He rubs the back of his neck. "I said anything quiet gets thrown away. That's true. But there's a bit at the very end, after your three syllables, about a second and a half, where the noise floor changes."</w:t>
+      </w:r>
+    </w:p>
+    <w:p>
+      <w:r>
+        <w:t>"Changes how?"</w:t>
+      </w:r>
+    </w:p>
+    <w:p>
+      <w:r>
+        <w:t>"It gets *quieter*." He shrugs, uncomfortable. "Which happens when a phone is moved away from a source of noise. Or when a car door shuts."</w:t>
+      </w:r>
+    </w:p>
+    <w:p>
+      <w:r>
+        <w:t>"So she got out of the car."</w:t>
+      </w:r>
+    </w:p>
+    <w:p>
+      <w:r>
+        <w:t>"Or somebody else got in," says Ken Boyd. "Or she put the phone down. Or she moved her arm. That's the honest end of it and I'd like you to hold on to the honest end, because you've got the look of somebody who's about to build a house on eleven seconds."</w:t>
       </w:r>
     </w:p>
     <w:p>
@@ -1756,6 +2176,26 @@
     </w:p>
     <w:p>
       <w:r>
+        <w:t>I stand in the gravel behind a storage facility that used to be a garden centre and I think about the fact that I have driven past this place three hundred times.</w:t>
+      </w:r>
+    </w:p>
+    <w:p>
+      <w:r>
+        <w:t>Three hundred times, minimum. Every trip to my mother's goes this way. Every trip to the retail park. The Kesselwood road is not a road I avoid; it's the road, the one everybody in this town uses, and in fourteen months I have gone past that bend perhaps a hundred and fifty times and I have never once stopped.</w:t>
+      </w:r>
+    </w:p>
+    <w:p>
+      <w:r>
+        <w:t>I've always been slightly proud of that. In a grim way. *I don't do the shrine thing. I don't put flowers on a verge. I drive past at forty like a person with a life.*</w:t>
+      </w:r>
+    </w:p>
+    <w:p>
+      <w:r>
+        <w:t>Standing in the gravel it occurs to me for the first time that not stopping is not the same as being all right about it, and that a woman who arranges never to slow down on a particular stretch of B road has arranged something.</w:t>
+      </w:r>
+    </w:p>
+    <w:p>
+      <w:r>
         <w:t>---</w:t>
       </w:r>
     </w:p>
@@ -1812,6 +2252,16 @@
     <w:p>
       <w:r>
         <w:t>"I've been," he says. "It's genuinely terrible. Yes."</w:t>
+      </w:r>
+    </w:p>
+    <w:p>
+      <w:r>
+        <w:t>The Ring has a carpet that was chosen in about 1988 by somebody who has since apologised. There are four people in it and two of them are the same man in a mirror. The barmaid puts my drink down and says "you all right?" in the way that is not a question.</w:t>
+      </w:r>
+    </w:p>
+    <w:p>
+      <w:r>
+        <w:t>I have not been in a pub in fourteen months. I notice this at the exact moment I sit down, the way you notice a tooth.</w:t>
       </w:r>
     </w:p>
     <w:p>
@@ -2075,6 +2525,66 @@
     </w:p>
     <w:p>
       <w:r>
+        <w:t>I make myself watch it properly this time, the way I'd watch a patient's gait — clinically, looking for the tell.</w:t>
+      </w:r>
+    </w:p>
+    <w:p>
+      <w:r>
+        <w:t>The woman comes out of the stairwell at a normal walking pace. Her arms swing. She is not shuffling and she is not gliding and she does not have her hands out in front of her like the thing people do in films.</w:t>
+      </w:r>
+    </w:p>
+    <w:p>
+      <w:r>
+        <w:t>At the door she stops. Square on. Both feet.</w:t>
+      </w:r>
+    </w:p>
+    <w:p>
+      <w:r>
+        <w:t>And then, at about the ninety-second mark, she does something that puts a cold line straight down my spine.</w:t>
+      </w:r>
+    </w:p>
+    <w:p>
+      <w:r>
+        <w:t>She reaches up with her right hand and tucks a piece of hair behind her ear.</w:t>
+      </w:r>
+    </w:p>
+    <w:p>
+      <w:r>
+        <w:t>It's nothing. It's a thing I do forty times a day. It's a thing I have done since I was eleven years old and my mother told me to stop.</w:t>
+      </w:r>
+    </w:p>
+    <w:p>
+      <w:r>
+        <w:t>It is also, categorically, not a thing a body does on autopilot in the middle of a non-REM parasomnia, because it is not walking or standing or opening a door. It's a small vain fussy gesture made by a person who is aware of herself in a room.</w:t>
+      </w:r>
+    </w:p>
+    <w:p>
+      <w:r>
+        <w:t>"Bernie," I say. "Can you go back thirty seconds and let it run without me talking?"</w:t>
+      </w:r>
+    </w:p>
+    <w:p>
+      <w:r>
+        <w:t>He does.</w:t>
+      </w:r>
+    </w:p>
+    <w:p>
+      <w:r>
+        <w:t>I watch the woman on the screen tuck her hair behind her ear at 02:48:31 on the fourteenth of February, on a floor that has been closed since November, outside a room that has been stripped to the boards.</w:t>
+      </w:r>
+    </w:p>
+    <w:p>
+      <w:r>
+        <w:t>And then — and this is the part I do not tell Bernie, or Okonjo, or anybody, for another five weeks — she turns her head very slightly toward the camera.</w:t>
+      </w:r>
+    </w:p>
+    <w:p>
+      <w:r>
+        <w:t>Not to it. Past it. The way you glance at something you already know is there.</w:t>
+      </w:r>
+    </w:p>
+    <w:p>
+      <w:r>
         <w:t>I watch myself walk out of the stairwell and stop in front of a door on a floor that has been closed for four months, and stand there without moving for six minutes and eleven seconds, and then walk away.</w:t>
       </w:r>
     </w:p>
@@ -2349,6 +2859,46 @@
     </w:p>
     <w:p>
       <w:r>
+        <w:t>I sit with her until she goes under, which takes a long time, and while I sit there I do something I have not done in fourteen months, which is to think about it as a nurse.</w:t>
+      </w:r>
+    </w:p>
+    <w:p>
+      <w:r>
+        <w:t>Not as a sister. As the person who would be called if it happened in front of me.</w:t>
+      </w:r>
+    </w:p>
+    <w:p>
+      <w:r>
+        <w:t>A vehicle leaves the road at speed and enters water. The occupant is unrestrained or restrained. The mechanism of injury is deceleration — the body stops when the car stops, and the organs inside the body stop a fraction of a second later, and that fraction is what kills people.</w:t>
+      </w:r>
+    </w:p>
+    <w:p>
+      <w:r>
+        <w:t>There is a version of that where a person is alive for twenty minutes and drowns.</w:t>
+      </w:r>
+    </w:p>
+    <w:p>
+      <w:r>
+        <w:t>There is a version where a person is not alive at the moment the noise stops.</w:t>
+      </w:r>
+    </w:p>
+    <w:p>
+      <w:r>
+        <w:t>I have known both versions existed since the day it happened, and I have made myself not look at which one applied, and I have told myself that was because it didn't matter, and sitting in a chair beside an old woman at four in the morning I understand with complete clarity that it was because of the torch.</w:t>
+      </w:r>
+    </w:p>
+    <w:p>
+      <w:r>
+        <w:t>Somebody was down there before the ambulance.</w:t>
+      </w:r>
+    </w:p>
+    <w:p>
+      <w:r>
+        <w:t>If the first version is the true one, then somebody stood at that barrier while my sister was alive in the water and did not go down.</w:t>
+      </w:r>
+    </w:p>
+    <w:p>
+      <w:r>
         <w:t>I get through the rest of the shift. I don't know how; the hands do it.</w:t>
       </w:r>
     </w:p>
@@ -2638,7 +3188,112 @@
     </w:p>
     <w:p>
       <w:r>
+        <w:t>I put the cup down.</w:t>
+      </w:r>
+    </w:p>
+    <w:p>
+      <w:r>
+        <w:t>"Can I say something you're not going to like?"</w:t>
+      </w:r>
+    </w:p>
+    <w:p>
+      <w:r>
+        <w:t>"You can say anything you like. I'm a police officer, it's mostly what happens to me."</w:t>
+      </w:r>
+    </w:p>
+    <w:p>
+      <w:r>
+        <w:t>"You keep telling me what you can't do." My voice comes out steadier than I expect. "You can't reopen it. You can't tie a data connection to a person. You can't use a witness with a diagnosis. You've told me four things you can't do and one thing you can, which was give me the number of a retired man with a cat."</w:t>
+      </w:r>
+    </w:p>
+    <w:p>
+      <w:r>
+        <w:t>Okonjo doesn't move.</w:t>
+      </w:r>
+    </w:p>
+    <w:p>
+      <w:r>
+        <w:t>"And I understand all of it," I say. "I work in a system too. I know what *no resource* looks like from the inside, I know it isn't personal, I know there's a woman on your desk right now who's alive and needs you more than my sister does. I'm not asking you to be a better police officer."</w:t>
+      </w:r>
+    </w:p>
+    <w:p>
+      <w:r>
+        <w:t>"Then what are you asking?"</w:t>
+      </w:r>
+    </w:p>
+    <w:p>
+      <w:r>
+        <w:t>"I'm asking whether *you* think something happened."</w:t>
+      </w:r>
+    </w:p>
+    <w:p>
+      <w:r>
+        <w:t>The plant on the windowsill has three dead leaves at the bottom that nobody has picked off.</w:t>
+      </w:r>
+    </w:p>
+    <w:p>
+      <w:r>
+        <w:t>"Yes," Ruth Okonjo says.</w:t>
+      </w:r>
+    </w:p>
+    <w:p>
+      <w:r>
+        <w:t>It is the first straight answer I have had from anybody in fourteen months and it goes through me like cold water.</w:t>
+      </w:r>
+    </w:p>
+    <w:p>
+      <w:r>
+        <w:t>"Since when?"</w:t>
+      </w:r>
+    </w:p>
+    <w:p>
+      <w:r>
+        <w:t>"Since about eleven minutes into the second time I interviewed you," she says. "And I want to be careful now, because there's a difference between a thing I think and a thing I know, and if I blur it for you I'll do more harm than good." She meets my eyes. "I have thought something was wrong with that file since February of last year. I have not been able to find it. Those are two separate facts and you'll want to weld them together, and I'd ask you not to."</w:t>
+      </w:r>
+    </w:p>
+    <w:p>
+      <w:r>
         <w:t>---</w:t>
+      </w:r>
+    </w:p>
+    <w:p>
+      <w:r>
+        <w:t>On the way out she stops at the front desk and asks the civilian on duty for a form, and fills in three lines of it standing up, and I watch her do it without understanding what I'm watching.</w:t>
+      </w:r>
+    </w:p>
+    <w:p>
+      <w:r>
+        <w:t>"What's that?"</w:t>
+      </w:r>
+    </w:p>
+    <w:p>
+      <w:r>
+        <w:t>"Referral," she says, not looking up. "Victim support. You're entitled to it and you should have been offered it fourteen months ago and I've just checked and you weren't, because the file was closed as accidental and accidental deaths fall down a gap."</w:t>
+      </w:r>
+    </w:p>
+    <w:p>
+      <w:r>
+        <w:t>"I don't want—"</w:t>
+      </w:r>
+    </w:p>
+    <w:p>
+      <w:r>
+        <w:t>"I know you don't want it." She signs the bottom. "They'll ring you. You can tell them to get lost, and that's your business, but the offer will have been made and it'll be on the system that it was made, and if in eight months you change your mind you won't have to start from nothing."</w:t>
+      </w:r>
+    </w:p>
+    <w:p>
+      <w:r>
+        <w:t>She hands the form over the desk.</w:t>
+      </w:r>
+    </w:p>
+    <w:p>
+      <w:r>
+        <w:t>"That's not detective work," I say.</w:t>
+      </w:r>
+    </w:p>
+    <w:p>
+      <w:r>
+        <w:t>"No," Okonjo agrees. "That's the job, though."</w:t>
       </w:r>
     </w:p>
     <w:p>
@@ -2882,6 +3537,41 @@
     </w:p>
     <w:p>
       <w:r>
+        <w:t>Before I open anything I sit there and I do the thing I have been trained to do, which is to think about who else could have done this.</w:t>
+      </w:r>
+    </w:p>
+    <w:p>
+      <w:r>
+        <w:t>It's a short list and I make myself walk it.</w:t>
+      </w:r>
+    </w:p>
+    <w:p>
+      <w:r>
+        <w:t>My mother. Who has not driven at night since 2011 and who would have had to get a key cut, rent a locker in a record shop, and write sixty pages in my handwriting.</w:t>
+      </w:r>
+    </w:p>
+    <w:p>
+      <w:r>
+        <w:t>Adrian. Who I have known five weeks and who could not have written entries dated last January.</w:t>
+      </w:r>
+    </w:p>
+    <w:p>
+      <w:r>
+        <w:t>Somebody who knew Nina. Same problem: the handwriting.</w:t>
+      </w:r>
+    </w:p>
+    <w:p>
+      <w:r>
+        <w:t>That's the wall I keep hitting and have been hitting since the second page. It isn't a handwriting *like* mine. There is a loop on my lowercase g that my old ward sister used to take the mickey out of, an actual physical habit I have had since I was seven, and it is on every page.</w:t>
+      </w:r>
+    </w:p>
+    <w:p>
+      <w:r>
+        <w:t>So the list has one name on it, and I have known that since I sat down, and everything I have been doing for the last four minutes is a way of not turning round.</w:t>
+      </w:r>
+    </w:p>
+    <w:p>
+      <w:r>
         <w:t>The shoebox first.</w:t>
       </w:r>
     </w:p>
@@ -2968,6 +3658,71 @@
     <w:p>
       <w:r>
         <w:t>Page after page. Dates through the winter and spring and summer of last year, into the autumn, into January of this one. Some entries are three lines. Some run over. All of them are mine, and I have no memory — not a fragment, not a shadow — of writing a single word.</w:t>
+      </w:r>
+    </w:p>
+    <w:p>
+      <w:r>
+        <w:t>I sit on that floor and I read for a long time, and what gets me is not the content.</w:t>
+      </w:r>
+    </w:p>
+    <w:p>
+      <w:r>
+        <w:t>It's the handwriting on page forty.</w:t>
+      </w:r>
+    </w:p>
+    <w:p>
+      <w:r>
+        <w:t>Because on page forty the writing changes. Not the hand — it's still mine — but the *pressure*. Up to page thirty-nine everything is written in the neat, small, slightly cramped way I write notes at work, the way you write when you might have to read it back to a coroner.</w:t>
+      </w:r>
+    </w:p>
+    <w:p>
+      <w:r>
+        <w:t>From page forty on, the pen goes through the paper in places.</w:t>
+      </w:r>
+    </w:p>
+    <w:p>
+      <w:r>
+        <w:t>&gt; **11 September.** *Went again. Stood at the gate for an hour. A car stopped and a man got out and I went back to the car before he could get to me. I don't know who he was. I don't like that I don't know who he was.*</w:t>
+      </w:r>
+    </w:p>
+    <w:p>
+      <w:r>
+        <w:t>She knew. Some version of me, on that road, in September, saw Adrian Cole get out of a car and made a decision to leave before he reached her.</w:t>
+      </w:r>
+    </w:p>
+    <w:p>
+      <w:r>
+        <w:t>And then went home and got into bed and woke up and did not know it.</w:t>
+      </w:r>
+    </w:p>
+    <w:p>
+      <w:r>
+        <w:t>&gt; **14 September.** *If someone stops me I'll have to explain and I can't explain. Stop going. STOP GOING.*</w:t>
+      </w:r>
+    </w:p>
+    <w:p>
+      <w:r>
+        <w:t>&gt; **19 September.** *Went.*</w:t>
+      </w:r>
+    </w:p>
+    <w:p>
+      <w:r>
+        <w:t>I have to put the notebook down for a minute at that point. I sit in a storeroom that smells of dust and cardboard with my hand over my mouth.</w:t>
+      </w:r>
+    </w:p>
+    <w:p>
+      <w:r>
+        <w:t>*Stop going. STOP GOING.*</w:t>
+      </w:r>
+    </w:p>
+    <w:p>
+      <w:r>
+        <w:t>*Went.*</w:t>
+      </w:r>
+    </w:p>
+    <w:p>
+      <w:r>
+        <w:t>The most frightening thing in that notebook is not that a stranger wrote it. It's that she and I are exactly the same woman: she made a rule, in capitals, for her own good, and then broke it five days later, and wrote down that she'd broken it, in the same flat voice I use for everything.</w:t>
       </w:r>
     </w:p>
     <w:p>
@@ -3111,6 +3866,26 @@
     </w:p>
     <w:p>
       <w:r>
+        <w:t>There's one from March that is four pages long and is a letter to her, and I read half of it and stop, because it is addressed to *N* and it says *I keep doing the thing where I compose the text before I remember,* and I have done that thing perhaps two hundred times awake and had no idea I did it asleep as well.</w:t>
+      </w:r>
+    </w:p>
+    <w:p>
+      <w:r>
+        <w:t>There's one from an August night that says only: *Priya asked if I was all right and I said yes and she believed me, which is the most frightening thing that's happened to me this year.*</w:t>
+      </w:r>
+    </w:p>
+    <w:p>
+      <w:r>
+        <w:t>I remember that. I remember Priya asking. I remember saying yes.</w:t>
+      </w:r>
+    </w:p>
+    <w:p>
+      <w:r>
+        <w:t>I do not remember writing it down at four in the morning in a locker in a record shop, and both of those things are now true at once, and I have to sit with that.</w:t>
+      </w:r>
+    </w:p>
+    <w:p>
+      <w:r>
         <w:t>But the pattern underneath the grief is the thing.</w:t>
       </w:r>
     </w:p>
@@ -3172,6 +3947,56 @@
     <w:p>
       <w:r>
         <w:t>---</w:t>
+      </w:r>
+    </w:p>
+    <w:p>
+      <w:r>
+        <w:t>Before I go downstairs I do something I have been avoiding for eleven days, which is to look properly at my own flat.</w:t>
+      </w:r>
+    </w:p>
+    <w:p>
+      <w:r>
+        <w:t>Not tidy it. Search it.</w:t>
+      </w:r>
+    </w:p>
+    <w:p>
+      <w:r>
+        <w:t>I start in the wardrobe because that is where I put things I can't look at, and the box of photographs is where I left it in January of last year, and under the box there is a carrier bag I do not recognise.</w:t>
+      </w:r>
+    </w:p>
+    <w:p>
+      <w:r>
+        <w:t>Inside the carrier bag: an Ordnance Survey map of the area, folded to the Kesselwood sheet, with a biro ring round the bend. A head torch, still in its packaging, bought from a shop on the retail park according to the sticker. A pair of walking boots, size six, mine, muddy, which I have never owned.</w:t>
+      </w:r>
+    </w:p>
+    <w:p>
+      <w:r>
+        <w:t>I sit on the bedroom floor with a pair of boots I bought and wore and cleaned nothing off.</w:t>
+      </w:r>
+    </w:p>
+    <w:p>
+      <w:r>
+        <w:t>The receipt is in the boot. Fourteenth of March last year, 04:51, twenty-four-hour supermarket on the ring road.</w:t>
+      </w:r>
+    </w:p>
+    <w:p>
+      <w:r>
+        <w:t>Ten to five in the morning. I would have been asleep. I was asleep — that's a Tuesday, I know it's a Tuesday because I did four nights that week and Wednesday was my first off, and I would have got home at seven on the Tuesday morning and gone to bed.</w:t>
+      </w:r>
+    </w:p>
+    <w:p>
+      <w:r>
+        <w:t>Except at ten to five I was in a supermarket on the ring road buying walking boots with my own bank card.</w:t>
+      </w:r>
+    </w:p>
+    <w:p>
+      <w:r>
+        <w:t>I check the statement on my phone, standing in the bedroom.</w:t>
+      </w:r>
+    </w:p>
+    <w:p>
+      <w:r>
+        <w:t>It's there. £34.99. I have looked at that statement eleven times in fourteen months and never once queried a thirty-five pound transaction, because who queries thirty-five pounds.</w:t>
       </w:r>
     </w:p>
     <w:p>
@@ -3410,6 +4235,31 @@
     </w:p>
     <w:p>
       <w:r>
+        <w:t>"Say it out loud, then. How it sounds."</w:t>
+      </w:r>
+    </w:p>
+    <w:p>
+      <w:r>
+        <w:t>He doesn't dodge.</w:t>
+      </w:r>
+    </w:p>
+    <w:p>
+      <w:r>
+        <w:t>"It sounds like a man who developed a fixation on a bereaved woman and engineered proximity to her." He holds my eyes while he says it, which costs him. "It sounds like the first four minutes of a documentary. I'm aware that if you told this to any sensible person, the sensible person would tell you to move house."</w:t>
+      </w:r>
+    </w:p>
+    <w:p>
+      <w:r>
+        <w:t>"And what would you say to the sensible person?"</w:t>
+      </w:r>
+    </w:p>
+    <w:p>
+      <w:r>
+        <w:t>"I'd say they were probably right and I'd do it again." He turns the mug. "There's no version of this where I come out of it looking like someone with good judgement. There's only the version where you were on that road at half two in the morning and somebody knew, and the version where you were on that road at half two in the morning and nobody did."</w:t>
+      </w:r>
+    </w:p>
+    <w:p>
+      <w:r>
         <w:t>"It sounds insane."</w:t>
       </w:r>
     </w:p>
@@ -3541,6 +4391,56 @@
     <w:p>
       <w:r>
         <w:t>"There was," he says. "She showed me the screen. She'd already sent it."</w:t>
+      </w:r>
+    </w:p>
+    <w:p>
+      <w:r>
+        <w:t>I get my phone out and I go to her thread, which I have not deleted and will not delete, and I scroll to December.</w:t>
+      </w:r>
+    </w:p>
+    <w:p>
+      <w:r>
+        <w:t>The last message from Nina is dated the eleventh. *thanks for tonight. sorry i was weird. see you at mums xx*</w:t>
+      </w:r>
+    </w:p>
+    <w:p>
+      <w:r>
+        <w:t>Then nothing. Then the twelfth, thirteenth, and on the fourteenth, at 21:04, one message.</w:t>
+      </w:r>
+    </w:p>
+    <w:p>
+      <w:r>
+        <w:t>From me.</w:t>
+      </w:r>
+    </w:p>
+    <w:p>
+      <w:r>
+        <w:t>Just: *?*</w:t>
+      </w:r>
+    </w:p>
+    <w:p>
+      <w:r>
+        <w:t>A question mark, sent by me to my sister at four minutes past nine on the night she died, in reply to nothing.</w:t>
+      </w:r>
+    </w:p>
+    <w:p>
+      <w:r>
+        <w:t>Adrian looks at the screen for a long time.</w:t>
+      </w:r>
+    </w:p>
+    <w:p>
+      <w:r>
+        <w:t>"That's an answer to something," he says quietly.</w:t>
+      </w:r>
+    </w:p>
+    <w:p>
+      <w:r>
+        <w:t>"There's nothing above it."</w:t>
+      </w:r>
+    </w:p>
+    <w:p>
+      <w:r>
+        <w:t>"No," he says. "There isn't now."</w:t>
       </w:r>
     </w:p>
     <w:p>
@@ -3564,6 +4464,51 @@
     </w:p>
     <w:p>
       <w:r>
+        <w:t>I don't sleep for two days after the corridor.</w:t>
+      </w:r>
+    </w:p>
+    <w:p>
+      <w:r>
+        <w:t>Not from fear — I want to be accurate about this, because it would be a tidier book if I'd been frightened. What I feel is something closer to professional embarrassment, which I recognise as absurd even at the time.</w:t>
+      </w:r>
+    </w:p>
+    <w:p>
+      <w:r>
+        <w:t>I have spent eleven years assessing other people's cognition. I have a laminated card in my bag with the abbreviated mental test on it. I have sat opposite families and explained, kindly, that the man they are describing is not "having a funny turn," he is exhibiting a symptom, and that symptoms are things you take to a doctor.</w:t>
+      </w:r>
+    </w:p>
+    <w:p>
+      <w:r>
+        <w:t>And here is a woman in a corridor on a closed floor for six minutes and eleven seconds, and I have told the security guard it was a smell.</w:t>
+      </w:r>
+    </w:p>
+    <w:p>
+      <w:r>
+        <w:t>On the second afternoon I get as far as the GP surgery car park.</w:t>
+      </w:r>
+    </w:p>
+    <w:p>
+      <w:r>
+        <w:t>I sit there for twenty minutes with the engine off. I have the appointment. I made it on the phone that morning, and the receptionist asked what it was regarding and I said *sleep*, which was true and which was the smallest possible true thing I could have said.</w:t>
+      </w:r>
+    </w:p>
+    <w:p>
+      <w:r>
+        <w:t>And then I think about what happens if I go in and say the rest of it.</w:t>
+      </w:r>
+    </w:p>
+    <w:p>
+      <w:r>
+        <w:t>Because I know the pathway. I *am* the pathway. You disclose parasomnia with amnesia and confusional arousal to a GP, and if you're lucky you get a sleep clinic referral in nine months. And if you're unlucky — if the GP is thorough, if they ask the right question about your driving — there is a form, and the form goes to the DVLA, and my licence is my job.</w:t>
+      </w:r>
+    </w:p>
+    <w:p>
+      <w:r>
+        <w:t>I drive home without going in.</w:t>
+      </w:r>
+    </w:p>
+    <w:p>
+      <w:r>
         <w:t>I buy the camera that afternoon.</w:t>
       </w:r>
     </w:p>
@@ -3655,6 +4600,21 @@
     <w:p>
       <w:r>
         <w:t>**03:26, 03:31, 03:35.** Empty room, empty room, empty room.</w:t>
+      </w:r>
+    </w:p>
+    <w:p>
+      <w:r>
+        <w:t>I watch the empty room clips anyway. All five of them. Twenty-two minutes of an unmade bed in infrared, at half six in the morning, sitting on the edge of a bath.</w:t>
+      </w:r>
+    </w:p>
+    <w:p>
+      <w:r>
+        <w:t>I don't know what I think I'm going to see. That's not true — I do know. I think I'm going to see somebody else come into the room.</w:t>
+      </w:r>
+    </w:p>
+    <w:p>
+      <w:r>
+        <w:t>Nobody comes into the room. It's a bed with a duvet thrown back and a dent in the pillow, and a clock radio, and the corner of a wardrobe, and nothing moves for twenty-two minutes except the timestamp.</w:t>
       </w:r>
     </w:p>
     <w:p>
@@ -3928,6 +4888,46 @@
     </w:p>
     <w:p>
       <w:r>
+        <w:t>Denise has me in the office before I start.</w:t>
+      </w:r>
+    </w:p>
+    <w:p>
+      <w:r>
+        <w:t>"Occupational health," she says, sliding a form across. "Not a punishment. It's what I'd do for anyone who'd been off with what you've been off with."</w:t>
+      </w:r>
+    </w:p>
+    <w:p>
+      <w:r>
+        <w:t>"I've been off four days."</w:t>
+      </w:r>
+    </w:p>
+    <w:p>
+      <w:r>
+        <w:t>"You've been off four days *this time*." She doesn't blink. "Elena, you've done four hundred and eleven nights in the last two years. I ran it this morning because I wanted the number before I sat down with you." She taps the desk. "Four hundred and eleven. That's not a rota, that's a person hiding."</w:t>
+      </w:r>
+    </w:p>
+    <w:p>
+      <w:r>
+        <w:t>I look at the form.</w:t>
+      </w:r>
+    </w:p>
+    <w:p>
+      <w:r>
+        <w:t>"There's something I want to say and then I'll shut up," Denise says. "When your sister died I gave you three weeks and you took eight days, and I let you come back because we were short and because you told me work was the only thing holding you together, and I believed you because it was convenient for me to believe you."</w:t>
+      </w:r>
+    </w:p>
+    <w:p>
+      <w:r>
+        <w:t>She's not looking at me now. She's looking at the wall.</w:t>
+      </w:r>
+    </w:p>
+    <w:p>
+      <w:r>
+        <w:t>"That was two years ago and I've thought about it a lot," she says. "So this time you're going to fill in the form."</w:t>
+      </w:r>
+    </w:p>
+    <w:p>
+      <w:r>
         <w:t>I don't go to room 12.</w:t>
       </w:r>
     </w:p>
@@ -4109,6 +5109,41 @@
     <w:p>
       <w:r>
         <w:t>---</w:t>
+      </w:r>
+    </w:p>
+    <w:p>
+      <w:r>
+        <w:t>I stay with her while she cries, because that is the job and because I did this to her.</w:t>
+      </w:r>
+    </w:p>
+    <w:p>
+      <w:r>
+        <w:t>I want that written down plainly. I went into the room of an eighty-two-year-old woman with dementia at ten past two in the morning and I pushed her, deliberately, past the point where I could see it was distressing her, because I wanted something she had.</w:t>
+      </w:r>
+    </w:p>
+    <w:p>
+      <w:r>
+        <w:t>There is a version of me — the one who has done this job for eleven years, the one who trains new starters and tells them that a person with dementia is a person first — who would have stopped at the second question.</w:t>
+      </w:r>
+    </w:p>
+    <w:p>
+      <w:r>
+        <w:t>I did not stop at the second question. I asked eleven.</w:t>
+      </w:r>
+    </w:p>
+    <w:p>
+      <w:r>
+        <w:t>She settles eventually. She always settles; she has been settling for eighty-two years, through a war she doesn't remember and a husband she does. She asks about Roberto. I tell her about the car.</w:t>
+      </w:r>
+    </w:p>
+    <w:p>
+      <w:r>
+        <w:t>And then she takes my hand, in the dark, and says something in a small ordinary voice that is worse than any of it.</w:t>
+      </w:r>
+    </w:p>
+    <w:p>
+      <w:r>
+        <w:t>She says: "You're a good girl for coming down."</w:t>
       </w:r>
     </w:p>
     <w:p>
@@ -4277,6 +5312,36 @@
     </w:p>
     <w:p>
       <w:r>
+        <w:t>On the third afternoon I ring Denise and resign.</w:t>
+      </w:r>
+    </w:p>
+    <w:p>
+      <w:r>
+        <w:t>I don't plan it. I ring to say I need more time and what comes out is *I'm handing in my notice*, and Denise says "Elena, no, don't do this on a Wednesday," which is one of the wisest things anybody says to me in the whole of that year, and I say it's already done.</w:t>
+      </w:r>
+    </w:p>
+    <w:p>
+      <w:r>
+        <w:t>The reason is not the suspension. The reason is that on the fourth of the four nights I could not remember, standing in my kitchen, whether I had given Mr. Osei his eight o'clock or only thought about giving it.</w:t>
+      </w:r>
+    </w:p>
+    <w:p>
+      <w:r>
+        <w:t>I hadn't been at work. I hadn't been at work in six days. It didn't matter: for about ninety seconds I could not establish it, and I stood there with a glass in my hand doing the arithmetic, and the thing that frightened me was not the confusion.</w:t>
+      </w:r>
+    </w:p>
+    <w:p>
+      <w:r>
+        <w:t>It was how calm I was while I did it.</w:t>
+      </w:r>
+    </w:p>
+    <w:p>
+      <w:r>
+        <w:t>An hour later I sent the email. Eleven years. Two paragraphs.</w:t>
+      </w:r>
+    </w:p>
+    <w:p>
+      <w:r>
         <w:t>Day four he sits on the arm of my sofa at four in the afternoon in the dark with the blind down and says, "I'm going to say the thing now."</w:t>
       </w:r>
     </w:p>
@@ -4348,6 +5413,46 @@
     <w:p>
       <w:r>
         <w:t>And I still turn my head away from the corner by the bookshelf, because knowing what a thing is does not stop you from having to be in a room with it.</w:t>
+      </w:r>
+    </w:p>
+    <w:p>
+      <w:r>
+        <w:t>Somewhere in the third night I go looking for the list.</w:t>
+      </w:r>
+    </w:p>
+    <w:p>
+      <w:r>
+        <w:t>*Groceries.* Forty-one items. The things that didn't sit right.</w:t>
+      </w:r>
+    </w:p>
+    <w:p>
+      <w:r>
+        <w:t>It isn't there. Not deleted-and-recoverable, not in the archive — the note is gone, and the app tells me in its cheerful way that it was last edited eleven days ago, and eleven days ago is the night the voicemail arrived.</w:t>
+      </w:r>
+    </w:p>
+    <w:p>
+      <w:r>
+        <w:t>I stand in the kitchen at four in the morning and I understand that some version of me has closed the file.</w:t>
+      </w:r>
+    </w:p>
+    <w:p>
+      <w:r>
+        <w:t>Not hidden it. Closed it. The way you close a case: this is finished, there is nothing further to investigate, thank you for your time.</w:t>
+      </w:r>
+    </w:p>
+    <w:p>
+      <w:r>
+        <w:t>And I sit down on the kitchen floor with my back against the cupboard, and I say out loud, to an empty flat, in a voice that comes out much smaller than I intend:</w:t>
+      </w:r>
+    </w:p>
+    <w:p>
+      <w:r>
+        <w:t>"I don't want to know."</w:t>
+      </w:r>
+    </w:p>
+    <w:p>
+      <w:r>
+        <w:t>It's the first completely honest sentence I have said in fourteen months and there is nobody in the room to hear it.</w:t>
       </w:r>
     </w:p>
     <w:p>
@@ -4521,6 +5626,41 @@
     </w:p>
     <w:p>
       <w:r>
+        <w:t>I sleep four hours in my own bed with my shoes off and my coat on, and I dream about nothing at all, which is its own kind of mercy.</w:t>
+      </w:r>
+    </w:p>
+    <w:p>
+      <w:r>
+        <w:t>When I wake up there is a text from Adrian that says *saw the car back at 5. not asking. here if.*</w:t>
+      </w:r>
+    </w:p>
+    <w:p>
+      <w:r>
+        <w:t>Nine words. I read them about six times.</w:t>
+      </w:r>
+    </w:p>
+    <w:p>
+      <w:r>
+        <w:t>Here is a thing I have not said, because it has taken me until now to work out how to say it: at every point in this, from the parcel on the doorstep onwards, Adrian Cole gave me an exit.</w:t>
+      </w:r>
+    </w:p>
+    <w:p>
+      <w:r>
+        <w:t>*That's a no said politely, and I respect it.* *If it's that, we stop.* *Not asking.*</w:t>
+      </w:r>
+    </w:p>
+    <w:p>
+      <w:r>
+        <w:t>I have spent four months treating that as a technique — the patience of a man managing me. And lying on a bed at eight in the morning in a coat, it occurs to me for the first time that it might simply be what it looks like, which is a person being careful with someone.</w:t>
+      </w:r>
+    </w:p>
+    <w:p>
+      <w:r>
+        <w:t>I have got very bad at telling the difference. That's what fourteen months of this does: everybody's kindness starts to look like a move.</w:t>
+      </w:r>
+    </w:p>
+    <w:p>
+      <w:r>
         <w:t>Okonjo calls at nine.</w:t>
       </w:r>
     </w:p>
@@ -4752,6 +5892,61 @@
     <w:p>
       <w:r>
         <w:t>"It's you," Okonjo says, "trying to tell you something you can't hear while you're awake."</w:t>
+      </w:r>
+    </w:p>
+    <w:p>
+      <w:r>
+        <w:t>I sit with my hands flat on a table covered in paper that describes six hours of my own life that I cannot account for.</w:t>
+      </w:r>
+    </w:p>
+    <w:p>
+      <w:r>
+        <w:t>"I want to ask you something," I say, "and I want the police answer, not the kind one."</w:t>
+      </w:r>
+    </w:p>
+    <w:p>
+      <w:r>
+        <w:t>"Go on."</w:t>
+      </w:r>
+    </w:p>
+    <w:p>
+      <w:r>
+        <w:t>"If it turns out I was there. On that road. If that's what this is." I make myself finish it. "What happens to me?"</w:t>
+      </w:r>
+    </w:p>
+    <w:p>
+      <w:r>
+        <w:t>Okonjo does not soften it, which is the only reason I can hear it.</w:t>
+      </w:r>
+    </w:p>
+    <w:p>
+      <w:r>
+        <w:t>"Depends entirely on what you did. Being on a road isn't an offence. Being a passenger isn't an offence. Failing to report a collision can be, in some circumstances." She counts it off evenly. "Perverting the course of justice would be, if you'd lied to us in a statement — and you've never given a statement, which is a piece of luck I don't think you engineered."</w:t>
+      </w:r>
+    </w:p>
+    <w:p>
+      <w:r>
+        <w:t>"And if I stood there and didn't call anyone?"</w:t>
+      </w:r>
+    </w:p>
+    <w:p>
+      <w:r>
+        <w:t>The question sits in the middle of the table.</w:t>
+      </w:r>
+    </w:p>
+    <w:p>
+      <w:r>
+        <w:t>"There's no general offence of failing to help," she says. "Not in this country. Morally people find that unbearable and legally it's the position." A pause. "If a court ever heard about a woman who did that, what they'd hear about first is the fourteen months afterwards. Judges are not stupid about grief. Neither am I."</w:t>
+      </w:r>
+    </w:p>
+    <w:p>
+      <w:r>
+        <w:t>"You're being kind."</w:t>
+      </w:r>
+    </w:p>
+    <w:p>
+      <w:r>
+        <w:t>"I'm being accurate," she says. "You'll notice I haven't said *it wasn't your fault*, and I'm not going to, because I don't know, and because you'd stop listening to me the second I did."</w:t>
       </w:r>
     </w:p>
     <w:p>
@@ -4815,7 +6010,92 @@
     </w:p>
     <w:p>
       <w:r>
+        <w:t>The ward is eleven beds and a corridor with a window at the end that looks at a car park, and I am the only person on it who has ever worked in a building like it, which turns out to matter more than I expect.</w:t>
+      </w:r>
+    </w:p>
+    <w:p>
+      <w:r>
+        <w:t>I know the rhythm. I know that the eight o'clock obs are late because the handover overran. I know why the drugs trolley stops at bed four for six minutes. I catch myself, on the second morning, standing up to help a woman called Jackie who has dropped her cardigan, and a nurse says "sit down, love, I've got it," and I sit down, and something in me falls over.</w:t>
+      </w:r>
+    </w:p>
+    <w:p>
+      <w:r>
+        <w:t>Being on the wrong side of it is not humbling. That's the word people use and it's wrong. It's *disorienting* — like hearing your own voice on a recording. All the same sounds, arranged for somebody else.</w:t>
+      </w:r>
+    </w:p>
+    <w:p>
+      <w:r>
+        <w:t>Jackie is sixty-one and has been here five weeks and tells me on the first day, without being asked, exactly what she's in for, in the flat manner of someone who has stopped finding it interesting.</w:t>
+      </w:r>
+    </w:p>
+    <w:p>
+      <w:r>
+        <w:t>"Are you going to tell me yours?" she says.</w:t>
+      </w:r>
+    </w:p>
+    <w:p>
+      <w:r>
+        <w:t>"No."</w:t>
+      </w:r>
+    </w:p>
+    <w:p>
+      <w:r>
+        <w:t>"Fair enough." She goes back to her puzzle book. "You will by Thursday."</w:t>
+      </w:r>
+    </w:p>
+    <w:p>
+      <w:r>
+        <w:t>I tell her on the Wednesday.</w:t>
+      </w:r>
+    </w:p>
+    <w:p>
+      <w:r>
         <w:t>On the fourth night I sleep six hours and wake up and cry for forty minutes in a bathroom with a plastic mirror, and a healthcare assistant called Marcus sits outside the door and says nothing and does not go away.</w:t>
+      </w:r>
+    </w:p>
+    <w:p>
+      <w:r>
+        <w:t>On the fifth day they let me walk in the garden, which is a rectangle of grass with a bench and a smoking area that everybody uses including the people who don't smoke, because it is the only place on the ward where you can have a conversation nobody writes down.</w:t>
+      </w:r>
+    </w:p>
+    <w:p>
+      <w:r>
+        <w:t>Jackie comes out with me and rolls a cigarette she doesn't light.</w:t>
+      </w:r>
+    </w:p>
+    <w:p>
+      <w:r>
+        <w:t>"Can I tell you the thing I've worked out in five weeks?" she says.</w:t>
+      </w:r>
+    </w:p>
+    <w:p>
+      <w:r>
+        <w:t>"Go on."</w:t>
+      </w:r>
+    </w:p>
+    <w:p>
+      <w:r>
+        <w:t>"Everybody in there is in for the same thing." She gestures at the building with the unlit roll-up. "Different names on the notes. Same thing underneath. Every single one of us is in here because there's something we can't say."</w:t>
+      </w:r>
+    </w:p>
+    <w:p>
+      <w:r>
+        <w:t>"That's a bit neat."</w:t>
+      </w:r>
+    </w:p>
+    <w:p>
+      <w:r>
+        <w:t>"It's completely neat and I don't care." She puts the cigarette behind her ear. "Mine's that I hated my mother. Twenty years of caring for her, wiping her, doing everything, and I hated her the entire time, and she died and I couldn't say it, and eventually I stopped being able to leave the house." She says it without drama, the way you'd list ingredients. "Six weeks of tablets and a woman called Deborah and all I actually needed was to say the sentence in a room with a person in it."</w:t>
+      </w:r>
+    </w:p>
+    <w:p>
+      <w:r>
+        <w:t>"And that worked?"</w:t>
+      </w:r>
+    </w:p>
+    <w:p>
+      <w:r>
+        <w:t>"Christ, no. I said it and I felt worse for a fortnight." Jackie laughs. "But then it was *out*, and once it's out you can look at it, and it turns out I hated her and loved her, which apparently is allowed, and nobody had ever told me that."</w:t>
       </w:r>
     </w:p>
     <w:p>
@@ -5124,6 +6404,41 @@
     </w:p>
     <w:p>
       <w:r>
+        <w:t>I want to put down what was actually said in the car, because for fourteen months the thing I could not hold was not the crash. It was this.</w:t>
+      </w:r>
+    </w:p>
+    <w:p>
+      <w:r>
+        <w:t>She said: "You've been waiting for this."</w:t>
+      </w:r>
+    </w:p>
+    <w:p>
+      <w:r>
+        <w:t>I said: "That's not fair."</w:t>
+      </w:r>
+    </w:p>
+    <w:p>
+      <w:r>
+        <w:t>She said: "You've been waiting two years for me to do something you could be right about."</w:t>
+      </w:r>
+    </w:p>
+    <w:p>
+      <w:r>
+        <w:t>And I said — and this is mine, this is the one I own, this is not the sentence an eighty-two-year-old woman heard through a hedge but the one that came before it —</w:t>
+      </w:r>
+    </w:p>
+    <w:p>
+      <w:r>
+        <w:t>I said: "I'd rather be right than go to your funeral."</w:t>
+      </w:r>
+    </w:p>
+    <w:p>
+      <w:r>
+        <w:t>Twelve words. In a car, at midnight, doing fifty, to a woman who had been crying since the ring road.</w:t>
+      </w:r>
+    </w:p>
+    <w:p>
+      <w:r>
         <w:t>By then the argument had turned. She was crying and driving, which is worse than either. I said pull over. She pulled over hard, on the verge by the hedge, and put the hazards on.</w:t>
       </w:r>
     </w:p>
@@ -5220,6 +6535,46 @@
     <w:p>
       <w:r>
         <w:t>I stood there for a while.</w:t>
+      </w:r>
+    </w:p>
+    <w:p>
+      <w:r>
+        <w:t>People will want to know why, and I have had two years and a great deal of professional help, and the honest answer is in three parts and none of them is good enough.</w:t>
+      </w:r>
+    </w:p>
+    <w:p>
+      <w:r>
+        <w:t>The first is that I could see the roof of the car and the angle of it and the way the water was moving around it, and I have been a nurse for eleven years and I knew. Not hoped. Knew.</w:t>
+      </w:r>
+    </w:p>
+    <w:p>
+      <w:r>
+        <w:t>The second is that the bank was steep and wet and dark and I was alone, and there is a calculation you are taught in every first-aid course ever written which is *do not become the second casualty*, and I have taught that calculation to other people, and I performed it, correctly, in about four seconds, standing at a barrier looking at my sister's car.</w:t>
+      </w:r>
+    </w:p>
+    <w:p>
+      <w:r>
+        <w:t>The third is the one I could not hold.</w:t>
+      </w:r>
+    </w:p>
+    <w:p>
+      <w:r>
+        <w:t>The third is that in the moment I stood at that barrier, some part of me — small, fast, and entirely real — was aware that if I called 999 I would have to say who I was and where I had been and why I had got out of the car.</w:t>
+      </w:r>
+    </w:p>
+    <w:p>
+      <w:r>
+        <w:t>I want to be exact, because being exact is all I have. I do not think I decided not to call in order to protect myself. It was not that clean, and I would almost prefer it if it had been.</w:t>
+      </w:r>
+    </w:p>
+    <w:p>
+      <w:r>
+        <w:t>I think I stood at a barrier in the dark and became, for about eleven minutes, a person who could not act, because acting in any direction meant saying the sentence out loud.</w:t>
+      </w:r>
+    </w:p>
+    <w:p>
+      <w:r>
+        <w:t>*She asked me to stay in the car and I got out.*</w:t>
       </w:r>
     </w:p>
     <w:p>
@@ -5343,6 +6698,61 @@
     </w:p>
     <w:p>
       <w:r>
+        <w:t>I sit with my hands in my lap in a small room with a box of tissues nobody has touched.</w:t>
+      </w:r>
+    </w:p>
+    <w:p>
+      <w:r>
+        <w:t>"I keep waiting for you to be different with me," I say.</w:t>
+      </w:r>
+    </w:p>
+    <w:p>
+      <w:r>
+        <w:t>"Different how?"</w:t>
+      </w:r>
+    </w:p>
+    <w:p>
+      <w:r>
+        <w:t>"Colder. Now that you know." I look up. "I told you I stood at a barrier and watched and did nothing. You've written it down. And you're sitting there the same as you sat there in February when you thought I was a tired woman looking for a door."</w:t>
+      </w:r>
+    </w:p>
+    <w:p>
+      <w:r>
+        <w:t>Okonjo takes a moment.</w:t>
+      </w:r>
+    </w:p>
+    <w:p>
+      <w:r>
+        <w:t>"Do you want the professional answer or the other one?"</w:t>
+      </w:r>
+    </w:p>
+    <w:p>
+      <w:r>
+        <w:t>"The other one."</w:t>
+      </w:r>
+    </w:p>
+    <w:p>
+      <w:r>
+        <w:t>"I've been doing this twenty-six years," she says. "In that time I have met perhaps nine people who did something genuinely cruel. Nine. Everybody else was frightened, or drunk, or twenty-two, or standing somewhere they couldn't cope with being." She puts her pen down. "You stood at a barrier for eleven minutes. I've met a man who drove home from a hit-and-run and had his tea. You are not in the same category as that man, and I've been at this long enough to know the difference at a glance, and I'd rather say so out loud than let you sit there constructing a version of me that's disgusted with you."</w:t>
+      </w:r>
+    </w:p>
+    <w:p>
+      <w:r>
+        <w:t>I look at the tissues.</w:t>
+      </w:r>
+    </w:p>
+    <w:p>
+      <w:r>
+        <w:t>"I'd built one," I admit.</w:t>
+      </w:r>
+    </w:p>
+    <w:p>
+      <w:r>
+        <w:t>"Course you had," she says. "You've been building one of everybody for two years."</w:t>
+      </w:r>
+    </w:p>
+    <w:p>
+      <w:r>
         <w:t>---</w:t>
       </w:r>
     </w:p>
@@ -5388,6 +6798,71 @@
     </w:p>
     <w:p>
       <w:r>
+        <w:t>I look at the day room carpet, which is the colour of nothing.</w:t>
+      </w:r>
+    </w:p>
+    <w:p>
+      <w:r>
+        <w:t>"Nine months," I say.</w:t>
+      </w:r>
+    </w:p>
+    <w:p>
+      <w:r>
+        <w:t>"Yes."</w:t>
+      </w:r>
+    </w:p>
+    <w:p>
+      <w:r>
+        <w:t>"I spoke to her probably three hundred times in those nine months."</w:t>
+      </w:r>
+    </w:p>
+    <w:p>
+      <w:r>
+        <w:t>"I know."</w:t>
+      </w:r>
+    </w:p>
+    <w:p>
+      <w:r>
+        <w:t>"We went to Whitby in August. We spent four days in a caravan. She was on her phone constantly and I took the piss out of her for it and she said it was work." I hear my own voice doing something unpleasant. "It was you."</w:t>
+      </w:r>
+    </w:p>
+    <w:p>
+      <w:r>
+        <w:t>"It was me."</w:t>
+      </w:r>
+    </w:p>
+    <w:p>
+      <w:r>
+        <w:t>"Did she—" I stop, and make myself ask the real one. "Did she say why she wasn't telling me?"</w:t>
+      </w:r>
+    </w:p>
+    <w:p>
+      <w:r>
+        <w:t>Adrian is quiet for a moment.</w:t>
+      </w:r>
+    </w:p>
+    <w:p>
+      <w:r>
+        <w:t>"She said you'd be disappointed in her," he says. "Not angry. Disappointed. She said anger she could work with and disappointment was the other thing." He turns his hands over. "And she said — and I've thought about whether to tell you this for four months — she said *El thinks I'm the one who gets away with things.*"</w:t>
+      </w:r>
+    </w:p>
+    <w:p>
+      <w:r>
+        <w:t>The room hums.</w:t>
+      </w:r>
+    </w:p>
+    <w:p>
+      <w:r>
+        <w:t>"She wasn't wrong," I say.</w:t>
+      </w:r>
+    </w:p>
+    <w:p>
+      <w:r>
+        <w:t>"No," says Adrian. "She wasn't."</w:t>
+      </w:r>
+    </w:p>
+    <w:p>
+      <w:r>
         <w:t>The day room hums.</w:t>
       </w:r>
     </w:p>
@@ -5509,6 +6984,81 @@
     <w:p>
       <w:r>
         <w:t>And I say: "Mum. I need to tell you where I was that night."</w:t>
+      </w:r>
+    </w:p>
+    <w:p>
+      <w:r>
+        <w:t>There is a silence on the line of a particular length.</w:t>
+      </w:r>
+    </w:p>
+    <w:p>
+      <w:r>
+        <w:t>"Right," my mother says. "Hang on. I'm going to sit down."</w:t>
+      </w:r>
+    </w:p>
+    <w:p>
+      <w:r>
+        <w:t>I hear her sit down. I hear the chair in the hall, the one nobody sits in, the one by the telephone table that has been there since 1994.</w:t>
+      </w:r>
+    </w:p>
+    <w:p>
+      <w:r>
+        <w:t>"Go on then," she says.</w:t>
+      </w:r>
+    </w:p>
+    <w:p>
+      <w:r>
+        <w:t>And I tell her. All of it, in order, in a day room with terrible chairs, while a man two hundred miles into his own guilt waits in the car park because I asked him to.</w:t>
+      </w:r>
+    </w:p>
+    <w:p>
+      <w:r>
+        <w:t>It takes eleven minutes.</w:t>
+      </w:r>
+    </w:p>
+    <w:p>
+      <w:r>
+        <w:t>When I finish, my mother is quiet for long enough that I check the screen to see if the call has dropped.</w:t>
+      </w:r>
+    </w:p>
+    <w:p>
+      <w:r>
+        <w:t>Then she says: "Was she frightened?"</w:t>
+      </w:r>
+    </w:p>
+    <w:p>
+      <w:r>
+        <w:t>Of all the questions.</w:t>
+      </w:r>
+    </w:p>
+    <w:p>
+      <w:r>
+        <w:t>"I don't know," I say. "I don't have the last four minutes. I don't think I ever will."</w:t>
+      </w:r>
+    </w:p>
+    <w:p>
+      <w:r>
+        <w:t>"No," my mother says. "Well."</w:t>
+      </w:r>
+    </w:p>
+    <w:p>
+      <w:r>
+        <w:t>Another silence.</w:t>
+      </w:r>
+    </w:p>
+    <w:p>
+      <w:r>
+        <w:t>"I knew she'd been drinking," she says. "The police told me at the time and I've never said it out loud to a single person, not to you, not to your uncle, not to anybody at the funeral. Two years." Her voice does not break; my mother's voice does not break, it just gets very flat, which is worse. "I've let people think it was the road."</w:t>
+      </w:r>
+    </w:p>
+    <w:p>
+      <w:r>
+        <w:t>"Mum—"</w:t>
+      </w:r>
+    </w:p>
+    <w:p>
+      <w:r>
+        <w:t>"So there's two of us, then," she says. "Sitting on it."</w:t>
       </w:r>
     </w:p>
     <w:p>
@@ -5632,7 +7182,97 @@
     </w:p>
     <w:p>
       <w:r>
+        <w:t>She finishes her tea.</w:t>
+      </w:r>
+    </w:p>
+    <w:p>
+      <w:r>
+        <w:t>"There's a thing I've been going to say to you for a month and I keep not saying it, so I'll say it now while I've still got the warrant card." She sets the cup down. "You're going to spend the next few years deciding what kind of story this was. Everybody does. And there are two on offer.</w:t>
+      </w:r>
+    </w:p>
+    <w:p>
+      <w:r>
+        <w:t>"One is: a woman got out of a car in temper and her sister died and she hid it for fourteen months.</w:t>
+      </w:r>
+    </w:p>
+    <w:p>
+      <w:r>
+        <w:t>"The other is: a woman who could not remember something spent fourteen months, at four in the morning, in the cold, driving to the place it happened and writing it down, until she made herself find out. At enormous cost. When absolutely nobody was making her."</w:t>
+      </w:r>
+    </w:p>
+    <w:p>
+      <w:r>
+        <w:t>I look at her.</w:t>
+      </w:r>
+    </w:p>
+    <w:p>
+      <w:r>
+        <w:t>"Both of those are accurate," Okonjo says. "I've read the file. They're the same set of facts. You'll pick one and you'll live inside it, and I'd like to be on record as having told you that the second one is also true, because in about eighteen months you'll have forgotten anybody ever said it."</w:t>
+      </w:r>
+    </w:p>
+    <w:p>
+      <w:r>
         <w:t>---</w:t>
+      </w:r>
+    </w:p>
+    <w:p>
+      <w:r>
+        <w:t>There is one thing in the notebook that Okonjo asks me about directly, in the café, before she hands it over.</w:t>
+      </w:r>
+    </w:p>
+    <w:p>
+      <w:r>
+        <w:t>"Page fifty-three," she says. "I need to ask, and then I'll never ask again."</w:t>
+      </w:r>
+    </w:p>
+    <w:p>
+      <w:r>
+        <w:t>I know the page. Everybody who has read the notebook knows the page.</w:t>
+      </w:r>
+    </w:p>
+    <w:p>
+      <w:r>
+        <w:t>It's from the twelfth of November, three months before it all came apart, and it says:</w:t>
+      </w:r>
+    </w:p>
+    <w:p>
+      <w:r>
+        <w:t>&gt; *If I can't get there by December I'll do the other thing. I've thought about the other thing enough now that it's not frightening, which is how you know.*</w:t>
+      </w:r>
+    </w:p>
+    <w:p>
+      <w:r>
+        <w:t>"Were you planning to kill yourself?" Okonjo says.</w:t>
+      </w:r>
+    </w:p>
+    <w:p>
+      <w:r>
+        <w:t>The café does its noise around us.</w:t>
+      </w:r>
+    </w:p>
+    <w:p>
+      <w:r>
+        <w:t>"I don't know," I say. "That's the honest answer and I've had it out with Priti four times. I don't remember writing it. I don't remember thinking it." I turn the cup. "But I read it and I don't feel like it belongs to a stranger, which is the bit that frightens me."</w:t>
+      </w:r>
+    </w:p>
+    <w:p>
+      <w:r>
+        <w:t>"Have you told your doctor?"</w:t>
+      </w:r>
+    </w:p>
+    <w:p>
+      <w:r>
+        <w:t>"Day two on the ward. It's in my notes. There's a plan and there's a number and I've used it once."</w:t>
+      </w:r>
+    </w:p>
+    <w:p>
+      <w:r>
+        <w:t>Okonjo nods slowly.</w:t>
+      </w:r>
+    </w:p>
+    <w:p>
+      <w:r>
+        <w:t>"Good," she says, and that's all, and she never asks again, and I find out about eleven months later — from a nurse on a completely unrelated ward, of all places — that she rang Dr. Iyer's team the day she read it, before she ever raised it with me.</w:t>
       </w:r>
     </w:p>
     <w:p>
@@ -5886,6 +7526,91 @@
     </w:p>
     <w:p>
       <w:r>
+        <w:t>She dies in March, of pneumonia, which is what most of them die of in the end whatever it says on the form.</w:t>
+      </w:r>
+    </w:p>
+    <w:p>
+      <w:r>
+        <w:t>Denise rings to tell me, which she did not have to do and which I understand is a kindness aimed at both of us.</w:t>
+      </w:r>
+    </w:p>
+    <w:p>
+      <w:r>
+        <w:t>There are nine people at the funeral. Four are staff from Ridgemont on their day off. There is no family. The celebrant reads out a life in six minutes — born in Naples in 1943, came to England at nineteen, married Roberto in 1966, forty-one years at Kesselwood Cottages, no children — and gets her name wrong twice, and nobody corrects him, because there is nobody there whose job it is to.</w:t>
+      </w:r>
+    </w:p>
+    <w:p>
+      <w:r>
+        <w:t>I stand at the back like a guitar teacher.</w:t>
+      </w:r>
+    </w:p>
+    <w:p>
+      <w:r>
+        <w:t>Afterwards, in the car park, Priya finds me. She's in a black coat that doesn't fit her and she looks about nineteen.</w:t>
+      </w:r>
+    </w:p>
+    <w:p>
+      <w:r>
+        <w:t>"You left," she says. "You just — email."</w:t>
+      </w:r>
+    </w:p>
+    <w:p>
+      <w:r>
+        <w:t>"I know."</w:t>
+      </w:r>
+    </w:p>
+    <w:p>
+      <w:r>
+        <w:t>"I thought I'd done something."</w:t>
+      </w:r>
+    </w:p>
+    <w:p>
+      <w:r>
+        <w:t>That lands somewhere it will stay for a while.</w:t>
+      </w:r>
+    </w:p>
+    <w:p>
+      <w:r>
+        <w:t>"You didn't do anything," I say. "You asked me if I was all right and I lied to you, and that was mine, not yours."</w:t>
+      </w:r>
+    </w:p>
+    <w:p>
+      <w:r>
+        <w:t>She thinks about it.</w:t>
+      </w:r>
+    </w:p>
+    <w:p>
+      <w:r>
+        <w:t>"Are you all right now?"</w:t>
+      </w:r>
+    </w:p>
+    <w:p>
+      <w:r>
+        <w:t>And I stand in a crematorium car park in March and give a colleague of eleven years the first accurate answer I have given anybody in that building.</w:t>
+      </w:r>
+    </w:p>
+    <w:p>
+      <w:r>
+        <w:t>"No," I say. "But I'm being treated, and I'm sleeping, and I'll tell you the whole thing if you want it, but not here."</w:t>
+      </w:r>
+    </w:p>
+    <w:p>
+      <w:r>
+        <w:t>Priya nods slowly.</w:t>
+      </w:r>
+    </w:p>
+    <w:p>
+      <w:r>
+        <w:t>"There's a place on Farrow Street," she says. "Does coffee at hours that suit people who work nights."</w:t>
+      </w:r>
+    </w:p>
+    <w:p>
+      <w:r>
+        <w:t>---</w:t>
+      </w:r>
+    </w:p>
+    <w:p>
+      <w:r>
         <w:t>Okonjo retires in September. She tells me at a pub near the station, over a lemonade, having told me at the door that she's driving and that she'd have liked a pint.</w:t>
       </w:r>
     </w:p>
@@ -5972,6 +7697,51 @@
     <w:p>
       <w:r>
         <w:t>---</w:t>
+      </w:r>
+    </w:p>
+    <w:p>
+      <w:r>
+        <w:t>There's a hearing in August. Not a court — the nursing council, because Angela wrote it up as she said she would and because a registered nurse spending forty minutes questioning a resident with dementia at two in the morning is a thing that has to go somewhere.</w:t>
+      </w:r>
+    </w:p>
+    <w:p>
+      <w:r>
+        <w:t>I don't defend it. That surprises everybody including me.</w:t>
+      </w:r>
+    </w:p>
+    <w:p>
+      <w:r>
+        <w:t>I sit in a room with three people and a laptop and when they ask me to respond to the allegation I say: "It's accurate. I did that. She was distressed and I kept going because I wanted something from her."</w:t>
+      </w:r>
+    </w:p>
+    <w:p>
+      <w:r>
+        <w:t>The woman chairing it looks up.</w:t>
+      </w:r>
+    </w:p>
+    <w:p>
+      <w:r>
+        <w:t>"Do you want to tell us about the mitigating circumstances?"</w:t>
+      </w:r>
+    </w:p>
+    <w:p>
+      <w:r>
+        <w:t>"There are some," I say. "I'd rather they were in the notes than in my mouth."</w:t>
+      </w:r>
+    </w:p>
+    <w:p>
+      <w:r>
+        <w:t>They give me a caution and a condition: supervised practice for twelve months, and a return-to-work interview with occupational health before I take another post.</w:t>
+      </w:r>
+    </w:p>
+    <w:p>
+      <w:r>
+        <w:t>It is, by any measure, the lightest possible outcome, and I walk out into a car park in August feeling worse than when I went in, and it takes Priti about three sessions to get out of me why.</w:t>
+      </w:r>
+    </w:p>
+    <w:p>
+      <w:r>
+        <w:t>Which is: I had rather been hoping they'd strike me off.</w:t>
       </w:r>
     </w:p>
     <w:p>
@@ -6195,6 +7965,36 @@
     </w:p>
     <w:p>
       <w:r>
+        <w:t>I have thought since about what it cost to say it in that room rather than in a police station or a consulting room, and the answer is that a police station and a consulting room are places where people are paid to hear things.</w:t>
+      </w:r>
+    </w:p>
+    <w:p>
+      <w:r>
+        <w:t>Rachel from the school is not paid to hear it. My uncle is not paid to hear it. My mother's neighbour with a plate of sandwiches in her hand is not paid to hear it, and she is going to go home tonight and tell her husband, and by Tuesday four people in Bellhouse who knew my sister will know what I did.</w:t>
+      </w:r>
+    </w:p>
+    <w:p>
+      <w:r>
+        <w:t>That's the part. Not the saying. The Tuesday.</w:t>
+      </w:r>
+    </w:p>
+    <w:p>
+      <w:r>
+        <w:t>Dr. Iyer asked me, before I was discharged, what I was most afraid of, and I said *remembering*, and she said "you already remember," and I said fine, then, being charged with something.</w:t>
+      </w:r>
+    </w:p>
+    <w:p>
+      <w:r>
+        <w:t>And she said, "I don't think that's it either."</w:t>
+      </w:r>
+    </w:p>
+    <w:p>
+      <w:r>
+        <w:t>She was right. What I was afraid of is a room in Bellhouse on a Saturday in December with fourteen people in it who loved her, finding out that the last thing I said to her was *fine*.</w:t>
+      </w:r>
+    </w:p>
+    <w:p>
+      <w:r>
         <w:t>---</w:t>
       </w:r>
     </w:p>
@@ -6271,6 +8071,46 @@
     <w:p>
       <w:r>
         <w:t>"Yeah," I say. "She would."</w:t>
+      </w:r>
+    </w:p>
+    <w:p>
+      <w:r>
+        <w:t>Rachel picks up another plate.</w:t>
+      </w:r>
+    </w:p>
+    <w:p>
+      <w:r>
+        <w:t>"She talked about you all the time," she says. "You know that, don't you? Staff room, every Monday. *My sister the nurse.*" She dries carefully. "There was a thing in October, before — a kid in her class whose mum was in hospital, and Nina didn't know what to say to him, and she rang you at lunchtime from the corridor and asked you what happens on a ward, so she could tell him something true."</w:t>
+      </w:r>
+    </w:p>
+    <w:p>
+      <w:r>
+        <w:t>I stop with my hands in the water.</w:t>
+      </w:r>
+    </w:p>
+    <w:p>
+      <w:r>
+        <w:t>I remember that call. I was on a night rotation and asleep and I was short with her, and I told her about visiting hours and what the machines do and why they beep, and she said *thanks El* and rang off, and I went back to bed irritated.</w:t>
+      </w:r>
+    </w:p>
+    <w:p>
+      <w:r>
+        <w:t>"He's fine, by the way," Rachel says. "The kid. His mum's fine. He's in year six now and he's a nightmare."</w:t>
+      </w:r>
+    </w:p>
+    <w:p>
+      <w:r>
+        <w:t>We stand at the sink for a while.</w:t>
+      </w:r>
+    </w:p>
+    <w:p>
+      <w:r>
+        <w:t>"I didn't know she did that," I say.</w:t>
+      </w:r>
+    </w:p>
+    <w:p>
+      <w:r>
+        <w:t>"No," says Rachel. "Well. You were asleep."</w:t>
       </w:r>
     </w:p>
     <w:p>
@@ -6314,6 +8154,46 @@
     </w:p>
     <w:p>
       <w:r>
+        <w:t>Mr. Okafor's dog is called Sandra. He tells me this on the first visit with an entirely straight face and it takes me three weeks to work out he is not joking. Sandra is fourteen and arthritic and lies across his feet while I do the dressing, and the ulcer is going to close in about four months and both of us know it and neither of us says so, because saying so is how you jinx a thing.</w:t>
+      </w:r>
+    </w:p>
+    <w:p>
+      <w:r>
+        <w:t>The new one on Farrow Street is called Mrs. Adeyemi and she is not reluctant to engage, she is furious, which is different and which the notes did not say. She is furious because she is sixty-eight and has been sent home from a hospital that did not tell her what it had found, and nobody has explained anything to her in nine days.</w:t>
+      </w:r>
+    </w:p>
+    <w:p>
+      <w:r>
+        <w:t>So I sit down at her kitchen table and I explain it. All of it, twice, with a pen and the back of an envelope.</w:t>
+      </w:r>
+    </w:p>
+    <w:p>
+      <w:r>
+        <w:t>It takes forty minutes I do not have. There are meetings about this — about "capacity" and "visit duration" and a phrase I have come to hate, which is "scope of role."</w:t>
+      </w:r>
+    </w:p>
+    <w:p>
+      <w:r>
+        <w:t>I have started, in these meetings, to say things out loud.</w:t>
+      </w:r>
+    </w:p>
+    <w:p>
+      <w:r>
+        <w:t>That's new. For eleven years at Ridgemont I was the person who did the thing properly and said nothing about the fact that the thing was impossible. Now I put my hand up and say: *this is a forty-minute job and you've costed it at fifteen, and I'd like that written in the minutes.*</w:t>
+      </w:r>
+    </w:p>
+    <w:p>
+      <w:r>
+        <w:t>It doesn't change anything. It goes in the minutes.</w:t>
+      </w:r>
+    </w:p>
+    <w:p>
+      <w:r>
+        <w:t>Priti says this is what she means by *the wanting to not know* being the thing to watch — that the opposite of it isn't confessing, it's just saying ordinary true things at ordinary volume, on Thursdays, in rooms where it's inconvenient.</w:t>
+      </w:r>
+    </w:p>
+    <w:p>
+      <w:r>
         <w:t>---</w:t>
       </w:r>
     </w:p>
@@ -6334,6 +8214,26 @@
     </w:p>
     <w:p>
       <w:r>
+        <w:t>There are practical things, and nobody writes about the practical things, so I will.</w:t>
+      </w:r>
+    </w:p>
+    <w:p>
+      <w:r>
+        <w:t>I gave my car keys to Adrian for four months. Not symbolically — he kept them in his flat and I knocked on his door in the morning when I needed the car, which is humiliating for about three weeks and then becomes as ordinary as anything else.</w:t>
+      </w:r>
+    </w:p>
+    <w:p>
+      <w:r>
+        <w:t>There is a bolt on the inside of my front door, high up, at a height I have to consciously reach for. Dr. Iyer's suggestion. The theory is that a sleeping brain will do a familiar action and not an unfamiliar one, and the theory has held so far.</w:t>
+      </w:r>
+    </w:p>
+    <w:p>
+      <w:r>
+        <w:t>I do not work nights. That's permanent. It cost me eleven years of seniority and about six thousand a year, and it is not negotiable, and when the agency rings — they always ring, they are always short — I say no in the first sentence.</w:t>
+      </w:r>
+    </w:p>
+    <w:p>
+      <w:r>
         <w:t>Twice in the first year I woke up somewhere I didn't remember going. Once in the hall. Once in the car, on the drive, with the engine off and the keys in my lap.</w:t>
       </w:r>
     </w:p>
@@ -6375,6 +8275,31 @@
     <w:p>
       <w:r>
         <w:t>I stand at the barrier for a while.</w:t>
+      </w:r>
+    </w:p>
+    <w:p>
+      <w:r>
+        <w:t>The council put a sign up in the spring. SLOW — BEND. It is the third sign on that stretch and it will not make any difference to anybody, and I know because I sat in a room in February and asked for it, along with a request for the barrier to be extended forty metres, which was refused on cost.</w:t>
+      </w:r>
+    </w:p>
+    <w:p>
+      <w:r>
+        <w:t>I did that properly, in daylight, with a form. It took four months and two meetings and I was polite in both of them.</w:t>
+      </w:r>
+    </w:p>
+    <w:p>
+      <w:r>
+        <w:t>The sign is not for her. I want to be clear about that with myself, standing here, because it would be very easy to let it be a headstone and it isn't one; she has a headstone, in Bellhouse, and I go there too, and it says her name and two dates and *loved*.</w:t>
+      </w:r>
+    </w:p>
+    <w:p>
+      <w:r>
+        <w:t>The sign is for whoever comes round that bend at midnight next December.</w:t>
+      </w:r>
+    </w:p>
+    <w:p>
+      <w:r>
+        <w:t>That's the only useful thing I have found to do with any of it, in the end. It is embarrassingly small, like everything else that works.</w:t>
       </w:r>
     </w:p>
     <w:p>

--- a/company/Ecosistemi/02-INFO-BUSINESS/Workflow/libri-performanti-multiagente/LIBRI/in_lavorazione/the-quiet-hours/The_Quiet_Hours.docx
+++ b/company/Ecosistemi/02-INFO-BUSINESS/Workflow/libri-performanti-multiagente/LIBRI/in_lavorazione/the-quiet-hours/The_Quiet_Hours.docx
@@ -551,6 +551,41 @@
     </w:p>
     <w:p>
       <w:r>
+        <w:t>There's a thing that happens with grief and paperwork that nobody warns you about.</w:t>
+      </w:r>
+    </w:p>
+    <w:p>
+      <w:r>
+        <w:t>For about six weeks after a death, you are extremely busy. There are forms. There is a registrar's appointment and a certificate that costs eleven pounds a copy and you need nine copies. There are banks to ring, each of which has a bereavement department staffed by people who are unexpectedly, disarmingly kind, and each of which requires the same conversation from the beginning.</w:t>
+      </w:r>
+    </w:p>
+    <w:p>
+      <w:r>
+        <w:t>I did all of it. My mother could not, and there was nobody else, so I sat at this table with a folder and a list and I closed my sister's life down in six weeks flat.</w:t>
+      </w:r>
+    </w:p>
+    <w:p>
+      <w:r>
+        <w:t>I cancelled her gym. I cancelled a magazine subscription she'd had since university. I rang a dentist to cancel a check-up on the nineteenth of January and the receptionist said "and can I ask why she's cancelling?" and I said the words and she said "oh, love" and I had to sit on the floor.</w:t>
+      </w:r>
+    </w:p>
+    <w:p>
+      <w:r>
+        <w:t>And then it stops.</w:t>
+      </w:r>
+    </w:p>
+    <w:p>
+      <w:r>
+        <w:t>That's the part. Around week seven you close the last account and there is suddenly nothing to do, and the not-having-anything-to-do is where it comes for you.</w:t>
+      </w:r>
+    </w:p>
+    <w:p>
+      <w:r>
+        <w:t>I think a lot about the fact that the insomnia didn't start at the funeral. It started in the last week of January, the week the folder was finished.</w:t>
+      </w:r>
+    </w:p>
+    <w:p>
+      <w:r>
         <w:t>I go to bed at eight in the morning with the blackout blind down and my body making the specific complaint bodies make when you ask them to sleep against the sun.</w:t>
       </w:r>
     </w:p>
@@ -1513,6 +1548,66 @@
     </w:p>
     <w:p>
       <w:r>
+        <w:t>Before Priya comes on I do the last round, which at Ridgemont is the one everybody says they like and nobody explains why.</w:t>
+      </w:r>
+    </w:p>
+    <w:p>
+      <w:r>
+        <w:t>Half five. The building starts to change. There's a specific grey that comes into the corridors about twenty minutes before the day staff arrive, and the machine that has been running for eight hours starts handing itself over.</w:t>
+      </w:r>
+    </w:p>
+    <w:p>
+      <w:r>
+        <w:t>Mr. Osei is asleep with the Wilbur Smith open on his chest, page two hundred and eleven, which is four pages further than yesterday.</w:t>
+      </w:r>
+    </w:p>
+    <w:p>
+      <w:r>
+        <w:t>The Kelly sisters, who are not sisters, have found each other across the gap again.</w:t>
+      </w:r>
+    </w:p>
+    <w:p>
+      <w:r>
+        <w:t>Mrs. Duffy has kicked the blanket off and I put it back, and she says something in her sleep that is not words, and settles.</w:t>
+      </w:r>
+    </w:p>
+    <w:p>
+      <w:r>
+        <w:t>In room 7 Mr. Aldridge is awake, sitting on the edge of the bed with his slippers on the wrong feet, waiting.</w:t>
+      </w:r>
+    </w:p>
+    <w:p>
+      <w:r>
+        <w:t>"It's not time yet, love."</w:t>
+      </w:r>
+    </w:p>
+    <w:p>
+      <w:r>
+        <w:t>"I know," he says. "I like to be ready."</w:t>
+      </w:r>
+    </w:p>
+    <w:p>
+      <w:r>
+        <w:t>I swap his slippers round. He watches me do it with the total absence of embarrassment of a man of eighty-eight who has decided that dignity is a thing other people can worry about.</w:t>
+      </w:r>
+    </w:p>
+    <w:p>
+      <w:r>
+        <w:t>"You look tired," he says.</w:t>
+      </w:r>
+    </w:p>
+    <w:p>
+      <w:r>
+        <w:t>"Everyone keeps telling me that."</w:t>
+      </w:r>
+    </w:p>
+    <w:p>
+      <w:r>
+        <w:t>"Well," says Mr. Aldridge, "we've got nothing else to do in here but look at you."</w:t>
+      </w:r>
+    </w:p>
+    <w:p>
+      <w:r>
         <w:t>At six, Priya arrives with her hair wet and a coffee in each hand and gives me one without being asked, which is a small kindness I have no idea how to receive, and I take it and say thanks and drink it and it's too sweet.</w:t>
       </w:r>
     </w:p>
@@ -2714,6 +2809,76 @@
     </w:p>
     <w:p>
       <w:r>
+        <w:t>I go home at seven and I do not sleep, and at eleven I drive to my mother's.</w:t>
+      </w:r>
+    </w:p>
+    <w:p>
+      <w:r>
+        <w:t>I have not been to my mother's on a weekday in two years. She opens the door in her cardigan with a duster in her hand and says "is something wrong?" which is what she says now instead of hello.</w:t>
+      </w:r>
+    </w:p>
+    <w:p>
+      <w:r>
+        <w:t>"No. I was passing."</w:t>
+      </w:r>
+    </w:p>
+    <w:p>
+      <w:r>
+        <w:t>"You were not passing. Nobody passes Bellhouse." But she stands back and lets me in.</w:t>
+      </w:r>
+    </w:p>
+    <w:p>
+      <w:r>
+        <w:t>Nina's room is still Nina's room. Not a shrine — my mother is far too practical for a shrine — but the bed is made with the same duvet cover and there are three boxes stacked by the wardrobe with things in them that neither of us has been able to take to the charity shop.</w:t>
+      </w:r>
+    </w:p>
+    <w:p>
+      <w:r>
+        <w:t>"You can look," my mother says from the doorway. "You don't have to ask me."</w:t>
+      </w:r>
+    </w:p>
+    <w:p>
+      <w:r>
+        <w:t>I sit on the floor and go through a box.</w:t>
+      </w:r>
+    </w:p>
+    <w:p>
+      <w:r>
+        <w:t>Her school lanyard. A birthday card from a child in her class with a drawing of what is either a horse or a dog. Two paperbacks with the spines broken. A phone charger. A pair of sunglasses with one arm gone.</w:t>
+      </w:r>
+    </w:p>
+    <w:p>
+      <w:r>
+        <w:t>And underneath: a photograph in a frame, face down.</w:t>
+      </w:r>
+    </w:p>
+    <w:p>
+      <w:r>
+        <w:t>It's the two of us at Whitby in 2003. I'm nineteen and doing a face; she's fourteen and doing a better one.</w:t>
+      </w:r>
+    </w:p>
+    <w:p>
+      <w:r>
+        <w:t>"She had that on her windowsill at the flat," my mother says. "The police brought it back with the other bits."</w:t>
+      </w:r>
+    </w:p>
+    <w:p>
+      <w:r>
+        <w:t>"Why's it face down?"</w:t>
+      </w:r>
+    </w:p>
+    <w:p>
+      <w:r>
+        <w:t>My mother is quiet for a second.</w:t>
+      </w:r>
+    </w:p>
+    <w:p>
+      <w:r>
+        <w:t>"Because I couldn't decide where to put it," she says, "and face down felt like less of a decision."</w:t>
+      </w:r>
+    </w:p>
+    <w:p>
+      <w:r>
         <w:t>I ask to see Mrs. Ferrante's admission notes properly. This time I do it the right way — I ask the manager, and I give a reason that is true enough to survive contact.</w:t>
       </w:r>
     </w:p>
@@ -4130,6 +4295,71 @@
     </w:p>
     <w:p>
       <w:r>
+        <w:t>Before any of it, there is a thing I have to say, and I say it standing in his doorway.</w:t>
+      </w:r>
+    </w:p>
+    <w:p>
+      <w:r>
+        <w:t>"I've been sitting in my flat for two days deciding whether you did this to me."</w:t>
+      </w:r>
+    </w:p>
+    <w:p>
+      <w:r>
+        <w:t>Adrian doesn't move.</w:t>
+      </w:r>
+    </w:p>
+    <w:p>
+      <w:r>
+        <w:t>"Whether I did what?"</w:t>
+      </w:r>
+    </w:p>
+    <w:p>
+      <w:r>
+        <w:t>"The key. The voicemail. All of it." My voice is steady, which surprises me. "You knew my sister. You paid her phone bill, which means you had access to her account. You moved into this building in October. You knew my name before I told you and you gave me an explanation that was a lie — there's no photograph of the two of us in my hall, there hasn't been for a year."</w:t>
+      </w:r>
+    </w:p>
+    <w:p>
+      <w:r>
+        <w:t>He goes very pale. That's the first honest reaction I've had out of him and I watch it happen.</w:t>
+      </w:r>
+    </w:p>
+    <w:p>
+      <w:r>
+        <w:t>"Say something," I say.</w:t>
+      </w:r>
+    </w:p>
+    <w:p>
+      <w:r>
+        <w:t>"I'm trying to work out which bit to answer first."</w:t>
+      </w:r>
+    </w:p>
+    <w:p>
+      <w:r>
+        <w:t>"Answer the one you're most frightened of."</w:t>
+      </w:r>
+    </w:p>
+    <w:p>
+      <w:r>
+        <w:t>"They're all the same one," Adrian says. "Yes, I know how it looks. I've known how it looks since about November. There's a version of me standing here that you should absolutely be frightened of, and I've got no way of proving to you that I'm not him except by talking, and talking is exactly what he'd do."</w:t>
+      </w:r>
+    </w:p>
+    <w:p>
+      <w:r>
+        <w:t>We stand there.</w:t>
+      </w:r>
+    </w:p>
+    <w:p>
+      <w:r>
+        <w:t>"That's the most reassuring thing you could have said," I tell him.</w:t>
+      </w:r>
+    </w:p>
+    <w:p>
+      <w:r>
+        <w:t>"I know," he says. "That's the problem."</w:t>
+      </w:r>
+    </w:p>
+    <w:p>
+      <w:r>
         <w:t>We do it in his kitchen after all, because you cannot have this conversation on a landing and both of us know it.</w:t>
       </w:r>
     </w:p>
@@ -6155,6 +6385,86 @@
     </w:p>
     <w:p>
       <w:r>
+        <w:t>My mother comes on the Saturday.</w:t>
+      </w:r>
+    </w:p>
+    <w:p>
+      <w:r>
+        <w:t>She has not been inside a hospital since the mortuary, and I know what it costs her to walk down that corridor, and neither of us says so.</w:t>
+      </w:r>
+    </w:p>
+    <w:p>
+      <w:r>
+        <w:t>She brings grapes, because that is what her generation brings, and a cardigan of mine she has washed and which I did not know she had.</w:t>
+      </w:r>
+    </w:p>
+    <w:p>
+      <w:r>
+        <w:t>We sit in the day room with the terrible chairs.</w:t>
+      </w:r>
+    </w:p>
+    <w:p>
+      <w:r>
+        <w:t>"They're looking after you?"</w:t>
+      </w:r>
+    </w:p>
+    <w:p>
+      <w:r>
+        <w:t>"They are."</w:t>
+      </w:r>
+    </w:p>
+    <w:p>
+      <w:r>
+        <w:t>"Good." She smooths her skirt. "Your uncle rang. I told him you'd got a chest thing."</w:t>
+      </w:r>
+    </w:p>
+    <w:p>
+      <w:r>
+        <w:t>"Mum."</w:t>
+      </w:r>
+    </w:p>
+    <w:p>
+      <w:r>
+        <w:t>"Well, what would you have me tell him?" It comes out sharper than she means and she hears it and stops. "Sorry."</w:t>
+      </w:r>
+    </w:p>
+    <w:p>
+      <w:r>
+        <w:t>We sit.</w:t>
+      </w:r>
+    </w:p>
+    <w:p>
+      <w:r>
+        <w:t>"I've been thinking about your father," she says, which is not a sentence I have heard from her since about 2009.</w:t>
+      </w:r>
+    </w:p>
+    <w:p>
+      <w:r>
+        <w:t>"Right."</w:t>
+      </w:r>
+    </w:p>
+    <w:p>
+      <w:r>
+        <w:t>"When he went, you did the same thing." She's looking at the window, not at me. "Fourteen years old. You did the shopping and you did the forms and you were very useful, and I let you, because I couldn't do any of it and it was such a relief that somebody could." Her hands are still on her lap. "And I remember thinking at the time: she'll pay for this later.</w:t>
+      </w:r>
+    </w:p>
+    <w:p>
+      <w:r>
+        <w:t>"And then I never thought about it again for twenty years."</w:t>
+      </w:r>
+    </w:p>
+    <w:p>
+      <w:r>
+        <w:t>I don't say anything, because there isn't anything, and because my throat has closed.</w:t>
+      </w:r>
+    </w:p>
+    <w:p>
+      <w:r>
+        <w:t>"So," my mother says, and pats my knee twice, briskly, which in our family is roughly equivalent to an hour of weeping. "That's what I've been thinking about. Eat the grapes."</w:t>
+      </w:r>
+    </w:p>
+    <w:p>
+      <w:r>
         <w:t>Adrian comes on the Sunday. He brings a book I don't want and a bag of the specific pears I like, which he has no way of knowing and which I don't ask about.</w:t>
       </w:r>
     </w:p>
@@ -6324,6 +6634,71 @@
     </w:p>
     <w:p>
       <w:r>
+        <w:t>What comes first is not an image. It's a physical sensation, entirely specific and entirely undeniable: the weight of a car door against my left shoulder as I push it open into cold air.</w:t>
+      </w:r>
+    </w:p>
+    <w:p>
+      <w:r>
+        <w:t>That's all. That's the whole of it, for about ninety seconds — a door, my shoulder, the temperature change.</w:t>
+      </w:r>
+    </w:p>
+    <w:p>
+      <w:r>
+        <w:t>And I sit in a hospital bed and I do not chase it, because Dr. Iyer has spent six days telling me that chasing is what closes it, and for once in my life I do as I'm told.</w:t>
+      </w:r>
+    </w:p>
+    <w:p>
+      <w:r>
+        <w:t>Then the rest arrives, in no order at all, the way a room arrives when someone turns on the light.</w:t>
+      </w:r>
+    </w:p>
+    <w:p>
+      <w:r>
+        <w:t>The smell of the inside of Nina's car, which was vanilla air freshener over cigarettes she pretended she'd stopped smoking.</w:t>
+      </w:r>
+    </w:p>
+    <w:p>
+      <w:r>
+        <w:t>The specific green of the dashboard lights.</w:t>
+      </w:r>
+    </w:p>
+    <w:p>
+      <w:r>
+        <w:t>Her hands on the wheel at ten and two, which she did when she was concentrating, which she did when she was drunk.</w:t>
+      </w:r>
+    </w:p>
+    <w:p>
+      <w:r>
+        <w:t>The click of the hazards.</w:t>
+      </w:r>
+    </w:p>
+    <w:p>
+      <w:r>
+        <w:t>And my own voice, saying a word.</w:t>
+      </w:r>
+    </w:p>
+    <w:p>
+      <w:r>
+        <w:t>I sit with all of it for perhaps twenty minutes. The ward does its night sounds — a buzzer somewhere, a trolley, the low conversation of two people at the desk who think everyone is asleep.</w:t>
+      </w:r>
+    </w:p>
+    <w:p>
+      <w:r>
+        <w:t>At some point I notice I am not frightened.</w:t>
+      </w:r>
+    </w:p>
+    <w:p>
+      <w:r>
+        <w:t>I had expected terror. I had built the moment up for fourteen months as a thing that would break me, and what it actually feels like, sitting up in a hospital bed at ten past three, is the specific relief of finally putting down something heavy you had stopped noticing you were carrying.</w:t>
+      </w:r>
+    </w:p>
+    <w:p>
+      <w:r>
+        <w:t>It is the worst thing I have ever known and it is a relief. Both. At the same time. Nobody prepares you for that either.</w:t>
+      </w:r>
+    </w:p>
+    <w:p>
+      <w:r>
         <w:t>---</w:t>
       </w:r>
     </w:p>
@@ -7352,6 +7727,91 @@
     </w:p>
     <w:p>
       <w:r>
+        <w:t>There's one entry I go back to more than the others, and it isn't one of the dramatic ones.</w:t>
+      </w:r>
+    </w:p>
+    <w:p>
+      <w:r>
+        <w:t>It's from a Tuesday in May, and it says:</w:t>
+      </w:r>
+    </w:p>
+    <w:p>
+      <w:r>
+        <w:t>&gt; *Bought bread. Put it in the freezer. She used to say I bought bread like someone expecting a siege. Wrote this down because I laughed and there was no one in the room.*</w:t>
+      </w:r>
+    </w:p>
+    <w:p>
+      <w:r>
+        <w:t>Nineteen words about bread.</w:t>
+      </w:r>
+    </w:p>
+    <w:p>
+      <w:r>
+        <w:t>I sat on that bench in July and read that entry and cried for about ten minutes, properly, with the noise, in a public place, for the first time since the second week.</w:t>
+      </w:r>
+    </w:p>
+    <w:p>
+      <w:r>
+        <w:t>Because that's her. Not the road, not the barrier, not the eleven seconds. A woman standing in a kitchen at four in the morning laughing on her own at something her dead sister used to say about bread, and writing it down because there was nobody to tell.</w:t>
+      </w:r>
+    </w:p>
+    <w:p>
+      <w:r>
+        <w:t>Fourteen months. Sixty-one entries. And in all of them, the thing that comes off the page is not guilt.</w:t>
+      </w:r>
+    </w:p>
+    <w:p>
+      <w:r>
+        <w:t>It's how much she missed her.</w:t>
+      </w:r>
+    </w:p>
+    <w:p>
+      <w:r>
+        <w:t>I have spent two years believing that what I was carrying was a secret. It wasn't. Or it wasn't only that. Underneath the secret there was just an enormous, ordinary, unspectacular missing, which had nowhere to go because I would not let it out in daylight — so it went out at four in the morning, in a locker in a record shop, in nineteen words about bread.</w:t>
+      </w:r>
+    </w:p>
+    <w:p>
+      <w:r>
+        <w:t>---</w:t>
+      </w:r>
+    </w:p>
+    <w:p>
+      <w:r>
+        <w:t>Priti asks me, in September, what I want to do with the notebook.</w:t>
+      </w:r>
+    </w:p>
+    <w:p>
+      <w:r>
+        <w:t>"That's a therapy question."</w:t>
+      </w:r>
+    </w:p>
+    <w:p>
+      <w:r>
+        <w:t>"It's a practical question. It's an object and it's in your wardrobe and you'll have to decide."</w:t>
+      </w:r>
+    </w:p>
+    <w:p>
+      <w:r>
+        <w:t>I say I'll think about it. I think about it for three weeks.</w:t>
+      </w:r>
+    </w:p>
+    <w:p>
+      <w:r>
+        <w:t>I don't burn it, which is what I assume I'll do and which I have a small ceremony half-planned for. Burning it would make it a symbol, and it isn't a symbol, it's sixty-one nights of work by a version of me who had nobody to help her.</w:t>
+      </w:r>
+    </w:p>
+    <w:p>
+      <w:r>
+        <w:t>I don't read it again either. I've read it twice and there's nothing left in it I don't have.</w:t>
+      </w:r>
+    </w:p>
+    <w:p>
+      <w:r>
+        <w:t>In the end I put it in the box with the photographs, because that's where the rest of her is, and because a woman who wrote nineteen words about bread at four in the morning belongs in the same box as a photograph of Whitby in 2003.</w:t>
+      </w:r>
+    </w:p>
+    <w:p>
+      <w:r>
         <w:t>I put the notebook in the wardrobe, with the box of photographs I couldn't walk past in January of last year.</w:t>
       </w:r>
     </w:p>
@@ -7746,6 +8206,51 @@
     </w:p>
     <w:p>
       <w:r>
+        <w:t>Ken Boyd dies in the same month, which I find out from Okonjo, who finds out from a colleague, because Ken had no one to put in a phone.</w:t>
+      </w:r>
+    </w:p>
+    <w:p>
+      <w:r>
+        <w:t>Heart, in his kitchen, quickly. He was seventy-nine.</w:t>
+      </w:r>
+    </w:p>
+    <w:p>
+      <w:r>
+        <w:t>I go to that funeral too. There are more people than I expect — a lot of men in their seventies who all seem to know each other from somewhere technical, and who talk in the crematorium car park about a job in Leeds in 1994 as if it happened last year.</w:t>
+      </w:r>
+    </w:p>
+    <w:p>
+      <w:r>
+        <w:t>I introduce myself to one of them and say Ken helped me with an audio file.</w:t>
+      </w:r>
+    </w:p>
+    <w:p>
+      <w:r>
+        <w:t>"Oh, he'd have loved that," the man says. "He got bored, you know. He'd have had you in that garage for hours."</w:t>
+      </w:r>
+    </w:p>
+    <w:p>
+      <w:r>
+        <w:t>"He did."</w:t>
+      </w:r>
+    </w:p>
+    <w:p>
+      <w:r>
+        <w:t>"Good." He nods, satisfied. "Good."</w:t>
+      </w:r>
+    </w:p>
+    <w:p>
+      <w:r>
+        <w:t>The cat went to a niece in Carlisle, apparently. Duchess. Deaf as a post and eleven years old.</w:t>
+      </w:r>
+    </w:p>
+    <w:p>
+      <w:r>
+        <w:t>I think about Ken more than I expect to, over that autumn. About a man who spent thirty years cleaning up the last recorded seconds of other people's lives, and who told me straight out, at the very beginning, that he did sound and not fault — and who was the only person in the whole of it who warned me, before I'd even started, that I was about to build a house on eleven seconds.</w:t>
+      </w:r>
+    </w:p>
+    <w:p>
+      <w:r>
         <w:t>I get a job in October. Community nursing, days, four days a week. It pays less. It has meetings in it, which I hate.</w:t>
       </w:r>
     </w:p>
@@ -7870,6 +8375,81 @@
     </w:p>
     <w:p>
       <w:r>
+        <w:t>I spend the week before it in a state I recognise from nursing exams: not dread exactly, but a kind of constant low hum, the body getting ready for something the mind hasn't admitted to yet.</w:t>
+      </w:r>
+    </w:p>
+    <w:p>
+      <w:r>
+        <w:t>Priti and I do two sessions instead of one.</w:t>
+      </w:r>
+    </w:p>
+    <w:p>
+      <w:r>
+        <w:t>"You're going to tell them," she says on the Tuesday. It isn't a question.</w:t>
+      </w:r>
+    </w:p>
+    <w:p>
+      <w:r>
+        <w:t>"I don't know."</w:t>
+      </w:r>
+    </w:p>
+    <w:p>
+      <w:r>
+        <w:t>"Elena."</w:t>
+      </w:r>
+    </w:p>
+    <w:p>
+      <w:r>
+        <w:t>"I don't *know*." I hate this room sometimes, and the fact that I hate it is apparently progress. "I've written it out. I've got it down to about four hundred words."</w:t>
+      </w:r>
+    </w:p>
+    <w:p>
+      <w:r>
+        <w:t>"Read it to me."</w:t>
+      </w:r>
+    </w:p>
+    <w:p>
+      <w:r>
+        <w:t>"No."</w:t>
+      </w:r>
+    </w:p>
+    <w:p>
+      <w:r>
+        <w:t>"All right." She lets it go, which she does about once a month and only when it counts. "Then tell me what you're most afraid will happen."</w:t>
+      </w:r>
+    </w:p>
+    <w:p>
+      <w:r>
+        <w:t>And I say, without thinking about it at all: "That somebody will say it's not my fault."</w:t>
+      </w:r>
+    </w:p>
+    <w:p>
+      <w:r>
+        <w:t>Priti writes something down for the first time in twenty minutes.</w:t>
+      </w:r>
+    </w:p>
+    <w:p>
+      <w:r>
+        <w:t>"Why is that the frightening one?"</w:t>
+      </w:r>
+    </w:p>
+    <w:p>
+      <w:r>
+        <w:t>"Because if it's not my fault then it's nothing," I say. "It's just a thing that happened. And she'd be dead for no reason at all, and there'd be nowhere to put any of it."</w:t>
+      </w:r>
+    </w:p>
+    <w:p>
+      <w:r>
+        <w:t>There is a silence in that room of a particular quality.</w:t>
+      </w:r>
+    </w:p>
+    <w:p>
+      <w:r>
+        <w:t>"Right," Priti says eventually. "Well. Now we know what we've actually been doing for eight months."</w:t>
+      </w:r>
+    </w:p>
+    <w:p>
+      <w:r>
         <w:t>There are fourteen of us in a front room in Bellhouse with too many chairs.</w:t>
       </w:r>
     </w:p>
@@ -8385,6 +8965,56 @@
     <w:p>
       <w:r>
         <w:t>---</w:t>
+      </w:r>
+    </w:p>
+    <w:p>
+      <w:r>
+        <w:t>On the way back to the car I stop at the gate of 8 Kesselwood Cottages.</w:t>
+      </w:r>
+    </w:p>
+    <w:p>
+      <w:r>
+        <w:t>Somebody lives there now. There's a child's scooter on its side by the step and a hanging basket that has been given up on, and the hedge has been cut back hard, and the gate is the same gate.</w:t>
+      </w:r>
+    </w:p>
+    <w:p>
+      <w:r>
+        <w:t>I stand at it for a minute.</w:t>
+      </w:r>
+    </w:p>
+    <w:p>
+      <w:r>
+        <w:t>She was eighty-two. She had a hip that wouldn't take the bank. She had no telephone because the line had been off since Roberto, and no children, and no one to tell, and she stood at this gate in a dressing gown in December and heard a thing happen four hundred metres away and could not do anything about it, and for the last fourteen months of her life she apologised for it every single night to a woman who was doing exactly the same thing.</w:t>
+      </w:r>
+    </w:p>
+    <w:p>
+      <w:r>
+        <w:t>The two of us, four hundred metres apart, both standing in the dark not answering a door.</w:t>
+      </w:r>
+    </w:p>
+    <w:p>
+      <w:r>
+        <w:t>The difference is that she was old and frightened and had no way to help, and I was thirty-four with a phone in my hand.</w:t>
+      </w:r>
+    </w:p>
+    <w:p>
+      <w:r>
+        <w:t>I've stopped trying to make that comparison come out in my favour. It doesn't. But I've also stopped needing it to, which took longer.</w:t>
+      </w:r>
+    </w:p>
+    <w:p>
+      <w:r>
+        <w:t>There's a woman in the front window of the cottage now, looking out at me with the polite alarm of somebody who has noticed a stranger at her gate.</w:t>
+      </w:r>
+    </w:p>
+    <w:p>
+      <w:r>
+        <w:t>I lift a hand. She lifts one back, uncertainly.</w:t>
+      </w:r>
+    </w:p>
+    <w:p>
+      <w:r>
+        <w:t>I go back to the car.</w:t>
       </w:r>
     </w:p>
     <w:p>

--- a/company/Ecosistemi/02-INFO-BUSINESS/Workflow/libri-performanti-multiagente/LIBRI/in_lavorazione/the-quiet-hours/The_Quiet_Hours.docx
+++ b/company/Ecosistemi/02-INFO-BUSINESS/Workflow/libri-performanti-multiagente/LIBRI/in_lavorazione/the-quiet-hours/The_Quiet_Hours.docx
@@ -42,7 +42,7 @@
     </w:p>
     <w:p>
       <w:r>
-        <w:t>I like it. That's the part people don't understand when they hear *night nurse* and make a face. They picture loneliness. What I get is order. During the day, Ridgemont Care Home is chaos with a schedule taped over it — families, deliveries, physical therapists tracking rain across the linoleum. At night it becomes a machine with eleven moving parts, and I know all eleven by name.</w:t>
+        <w:t>I like it. That's the part people don't understand when they hear *night nurse* and make a face. They picture loneliness. What I get is order. During the day, Ridgemont Care Home is chaos with a schedule taped over it: families, deliveries, physical therapists tracking rain across the linoleum. At night it becomes a machine with eleven moving parts, and I know all eleven by name.</w:t>
       </w:r>
     </w:p>
     <w:p>
@@ -57,7 +57,7 @@
     </w:p>
     <w:p>
       <w:r>
-        <w:t>There's a key in my left pocket. Not my house key — that one lives on a ring with a plastic tag from a hotel in Brighton, a place I went once and never again. This is a single key, brass, cut square at the shoulder, with a stamped number on the bow: 47. It's cold, which means it's been in the pocket long enough to lose whatever warmth my body would have given it.</w:t>
+        <w:t>There's a key in my left pocket. Not my house key. That one lives on a ring with a plastic tag from a hotel in Brighton, a place I went once and never again. This is a single key, brass, cut square at the shoulder, with a stamped number on the bow: 47. It's cold, which means it's been in the pocket long enough to lose whatever warmth my body would have given it.</w:t>
       </w:r>
     </w:p>
     <w:p>
@@ -72,7 +72,7 @@
     </w:p>
     <w:p>
       <w:r>
-        <w:t>I go through the reasonable explanations because that's what you do. A patient handed it to me and I pocketed it without thinking — possible, we're told to hand found objects to the front desk, but possible. A colleague borrowed my coat — nobody borrows my coat. It came with the coat — I've had this coat two winters.</w:t>
+        <w:t>I go through the reasonable explanations because that's what you do. A patient handed it to me and I pocketed it without thinking. Possible, we're told to hand found objects to the front desk, but possible. A colleague borrowed my coat. Nobody borrows my coat. It came with the coat. I've had this coat two winters.</w:t>
       </w:r>
     </w:p>
     <w:p>
@@ -87,7 +87,7 @@
     </w:p>
     <w:p>
       <w:r>
-        <w:t>The rounds are the same rounds. I want to describe them properly, because the ordinariness matters — because everything that comes after has to be laid on top of eight hours of a job I have done four nights a week for eleven years and can do with my hands while my head is somewhere else entirely.</w:t>
+        <w:t>The rounds are the same rounds. I want to describe them properly, because the ordinariness matters, because everything that comes after has to be laid on top of eight hours of a job I have done four nights a week for eleven years and can do with my hands while my head is somewhere else entirely.</w:t>
       </w:r>
     </w:p>
     <w:p>
@@ -192,7 +192,7 @@
     </w:p>
     <w:p>
       <w:r>
-        <w:t>The middle of a night shift has a shape. Between one and three you do the paperwork nobody does in daylight — the audits, the fridge temperatures, the controlled drugs count that takes two signatures and eleven minutes and which Angela and I have done together so many times we no longer speak during it.</w:t>
+        <w:t>The middle of a night shift has a shape. Between one and three you do the paperwork nobody does in daylight: the audits, the fridge temperatures, the controlled drugs count that takes two signatures and eleven minutes and which Angela and I have done together so many times we no longer speak during it.</w:t>
       </w:r>
     </w:p>
     <w:p>
@@ -317,7 +317,7 @@
     </w:p>
     <w:p>
       <w:r>
-        <w:t>The thing about not sleeping — the thing nobody tells you, because the people who tell you things about sleep are people who sleep — is that it doesn't feel like exhaustion. Not after the first months. It feels like standing slightly to the left of your own body. Everything still works. You still take blood pressure and chart medications and talk to a frightened old woman about a car that isn't there. You just do it from an inch outside yourself, watching your hands be competent.</w:t>
+        <w:t>The thing about not sleeping, the thing nobody tells you, because the people who tell you things about sleep are people who sleep, is that it doesn't feel like exhaustion. Not after the first months. It feels like standing slightly to the left of your own body. Everything still works. You still take blood pressure and chart medications and talk to a frightened old woman about a car that isn't there. You just do it from an inch outside yourself, watching your hands be competent.</w:t>
       </w:r>
     </w:p>
     <w:p>
@@ -401,7 +401,7 @@
     </w:p>
     <w:p>
       <w:r>
-        <w:t>The first four are nothing. Not silence — the particular textured nothing of a call placed somewhere with air moving. A room with a window open. A car with the engine off.</w:t>
+        <w:t>The first four are nothing. Not silence: the particular textured nothing of a call placed somewhere with air moving. A room with a window open. A car with the engine off.</w:t>
       </w:r>
     </w:p>
     <w:p>
@@ -441,7 +441,7 @@
     </w:p>
     <w:p>
       <w:r>
-        <w:t>The flat is exactly as I left it. That sounds like a stupid thing to note. It isn't. I've started noticing it every time — the specific arrangement of things, the mug on the drainer, the angle of the chair — because noticing it means I can compare it against the next time, and comparison is the only way I have left of knowing whether the world is behaving.</w:t>
+        <w:t>The flat is exactly as I left it. That sounds like a stupid thing to note. It isn't. I've started noticing it every time (the specific arrangement of things, the mug on the drainer, the angle of the chair) because noticing it means I can compare it against the next time, and comparison is the only way I have left of knowing whether the world is behaving.</w:t>
       </w:r>
     </w:p>
     <w:p>
@@ -471,7 +471,7 @@
     </w:p>
     <w:p>
       <w:r>
-        <w:t>The coroner said what coroners say. Detective Okonjo — who I met twice, who has a way of listening that makes you keep talking past the point where you meant to stop — said what she was allowed to say, which was that there was nothing further to investigate, said kindly, said twice.</w:t>
+        <w:t>The coroner said what coroners say. Detective Okonjo, who I met twice, who has a way of listening that makes you keep talking past the point where you meant to stop, said what she was allowed to say, which was that there was nothing further to investigate, said kindly, said twice.</w:t>
       </w:r>
     </w:p>
     <w:p>
@@ -491,7 +491,7 @@
     </w:p>
     <w:p>
       <w:r>
-        <w:t>Item one: *she said see you at Mum's — we weren't going to Mum's until the 23rd.*</w:t>
+        <w:t>Item one: *she said see you at Mum's, and we weren't going to Mum's until the 23rd.*</w:t>
       </w:r>
     </w:p>
     <w:p>
@@ -541,7 +541,7 @@
     </w:p>
     <w:p>
       <w:r>
-        <w:t>That's what I tell myself, and it works for almost an hour, and then I think: the timestamp says 2:14 *this morning*. Not the fourteenth of December. This morning. Which means either the phone is recording the delivery time rather than the call time — plausible, likely, probably documented somewhere in a support page I could find if I looked — or the call was placed at 2:14 this morning.</w:t>
+        <w:t>That's what I tell myself, and it works for almost an hour, and then I think: the timestamp says 2:14 *this morning*. Not the fourteenth of December. This morning. Which means either the phone is recording the delivery time rather than the call time (plausible, likely, probably documented somewhere in a support page I could find if I looked) or the call was placed at 2:14 this morning.</w:t>
       </w:r>
     </w:p>
     <w:p>
@@ -646,7 +646,7 @@
     </w:p>
     <w:p>
       <w:r>
-        <w:t>There is a place on the Kesselwood road, about a mile before the bend, with a sign that says SECURE SELF STORAGE — 24HR ACCESS in letters big enough to read at fifty miles an hour. I have driven past it perhaps three hundred times. I have never once gone in.</w:t>
+        <w:t>There is a place on the Kesselwood road, about a mile before the bend, with a sign that says SECURE SELF STORAGE, 24HR ACCESS in letters big enough to read at fifty miles an hour. I have driven past it perhaps three hundred times. I have never once gone in.</w:t>
       </w:r>
     </w:p>
     <w:p>
@@ -690,7 +690,7 @@
     </w:p>
     <w:p>
       <w:r>
-        <w:t>Actually — that's the first lie, and we're only three days in, so let me correct it while I still can.</w:t>
+        <w:t>Actually, no. That's the first lie, and we're only three days in, so let me correct it while I still can.</w:t>
       </w:r>
     </w:p>
     <w:p>
@@ -745,7 +745,7 @@
     </w:p>
     <w:p>
       <w:r>
-        <w:t>And she said — and I want to be exact — she said, "If I told you I'd done something stupid, would you help me fix it, or would you tell me it was stupid first?"</w:t>
+        <w:t>And she said, and I want to be exact about this, she said, "If I told you I'd done something stupid, would you help me fix it, or would you tell me it was stupid first?"</w:t>
       </w:r>
     </w:p>
     <w:p>
@@ -790,7 +790,7 @@
     </w:p>
     <w:p>
       <w:r>
-        <w:t>That's not a figure of speech. When our father left — I was fourteen, she was nine — I did the sensible things: I got the bus timetables sorted, I learned to do a shepherd's pie, I filled in the forms. And Nina walked into the kitchen one evening about three weeks in, at nine years old, and said, "You're being weird. You've stopped being annoying and it's worse."</w:t>
+        <w:t>That's not a figure of speech. When our father left (I was fourteen, she was nine) I did the sensible things: I got the bus timetables sorted, I learned to do a shepherd's pie, I filled in the forms. And Nina walked into the kitchen one evening about three weeks in, at nine years old, and said, "You're being weird. You've stopped being annoying and it's worse."</w:t>
       </w:r>
     </w:p>
     <w:p>
@@ -885,7 +885,7 @@
     </w:p>
     <w:p>
       <w:r>
-        <w:t>I take the parcel. It's from an online pharmacy — magnesium tablets, the third supplement I've tried since November, all of which have done nothing for anything.</w:t>
+        <w:t>I take the parcel. It's from an online pharmacy: magnesium tablets, the third supplement I've tried since November, all of which have done nothing for anything.</w:t>
       </w:r>
     </w:p>
     <w:p>
@@ -920,7 +920,7 @@
     </w:p>
     <w:p>
       <w:r>
-        <w:t>"It's on the parcel." He turns his hand over — the parcel that is now in my hands, my name printed on the label in the middle of the address, exactly where names go.</w:t>
+        <w:t>"It's on the parcel." He turns his hand over, the parcel that is now in my hands, my name printed on the label in the middle of the address, exactly where names go.</w:t>
       </w:r>
     </w:p>
     <w:p>
@@ -940,7 +940,7 @@
     </w:p>
     <w:p>
       <w:r>
-        <w:t>I don't know why I say it. I don't say things like that to people I've known for ninety seconds. I don't say things like that to people I've known for years — ask my mother.</w:t>
+        <w:t>I don't know why I say it. I don't say things like that to people I've known for ninety seconds. I don't say things like that to people I've known for years. Ask my mother.</w:t>
       </w:r>
     </w:p>
     <w:p>
@@ -1024,7 +1024,7 @@
     </w:p>
     <w:p>
       <w:r>
-        <w:t>She remembers me. That's the first thing that unsettles me — I'd prepared for having to explain who I was, had the sentence ready (*my sister was the Kesselwood road, December, you took my statement twice*), and she came out to the front desk and said "Elena" before I'd stood up.</w:t>
+        <w:t>She remembers me. That's the first thing that unsettles me. I'd prepared for having to explain who I was, had the sentence ready (*my sister was the Kesselwood road, December, you took my statement twice*), and she came out to the front desk and said "Elena" before I'd stood up.</w:t>
       </w:r>
     </w:p>
     <w:p>
@@ -1224,7 +1224,7 @@
     </w:p>
     <w:p>
       <w:r>
-        <w:t>The room does something. Not spins — I'm not going to give you spinning rooms, I'm a nurse, I know what actually happens to bodies. The room does the thing where you become extremely aware of the chair.</w:t>
+        <w:t>The room does something. Not spins. I'm not going to give you spinning rooms, I'm a nurse, I know what actually happens to bodies. The room does the thing where you become extremely aware of the chair.</w:t>
       </w:r>
     </w:p>
     <w:p>
@@ -1309,7 +1309,7 @@
     </w:p>
     <w:p>
       <w:r>
-        <w:t>SECURE SELF STORAGE — 24HR ACCESS.</w:t>
+        <w:t>SECURE SELF STORAGE, 24HR ACCESS.</w:t>
       </w:r>
     </w:p>
     <w:p>
@@ -1368,7 +1368,7 @@
     </w:p>
     <w:p>
       <w:r>
-        <w:t>A patient with dementia says something that appears to reference real events. You do not engage with the content. You do not confirm, you do not deny, you do not chase. You orient gently — *it's Tuesday, love, it's two in the morning, you're at Ridgemont* — you check their obs, and you write it in the log without editorial.</w:t>
+        <w:t>A patient with dementia says something that appears to reference real events. You do not engage with the content. You do not confirm, you do not deny, you do not chase. You orient gently, *it's Tuesday, love, it's two in the morning, you're at Ridgemont*, and you check their obs, and you write it in the log without editorial.</w:t>
       </w:r>
     </w:p>
     <w:p>
@@ -1423,7 +1423,7 @@
     </w:p>
     <w:p>
       <w:r>
-        <w:t>And the light goes out of it. I watch it happen — I've watched it happen a thousand times, in this room and forty others, and it never stops being like seeing a tide go out fast. Her hands start working at the blanket hem. Her mouth softens.</w:t>
+        <w:t>And the light goes out of it. I watch it happen. I've watched it happen a thousand times, in this room and forty others, and it never stops being like seeing a tide go out fast. Her hands start working at the blanket hem. Her mouth softens.</w:t>
       </w:r>
     </w:p>
     <w:p>
@@ -1498,7 +1498,7 @@
     </w:p>
     <w:p>
       <w:r>
-        <w:t>Her admission was expedited. That's unusual — the waiting list at Ridgemont runs eleven months and people die on it. Marguerite Ferrante went from referral to bed in nine days, and the reason is in a social work note dated the second of March last year:</w:t>
+        <w:t>Her admission was expedited. That's unusual. The waiting list at Ridgemont runs eleven months and people die on it. Marguerite Ferrante went from referral to bed in nine days, and the reason is in a social work note dated the second of March last year:</w:t>
       </w:r>
     </w:p>
     <w:p>
@@ -1528,7 +1528,7 @@
     </w:p>
     <w:p>
       <w:r>
-        <w:t>*Family GP reports Mrs F has become preoccupied with a road traffic incident in the vicinity of her property (Dec, previous year). Discussed with daughter of neighbour — no family of her own. Reassurance given. Preoccupation likely fixation secondary to cognitive decline; content not reality-based.*</w:t>
+        <w:t>*Family GP reports Mrs F has become preoccupied with a road traffic incident in the vicinity of her property (Dec, previous year). Discussed with daughter of neighbour, no family of her own. Reassurance given. Preoccupation likely fixation secondary to cognitive decline; content not reality-based.*</w:t>
       </w:r>
     </w:p>
     <w:p>
@@ -1683,7 +1683,7 @@
     </w:p>
     <w:p>
       <w:r>
-        <w:t>Nina left mine at eleven thirty in a taxi. I know because I heard the taxi. I know because I stood at the window and watched her get in — I remember the specific way she got into cars, half a duck, half a fall.</w:t>
+        <w:t>Nina left mine at eleven thirty in a taxi. I know because I heard the taxi. I know because I stood at the window and watched her get in. I remember the specific way she got into cars, half a duck, half a fall.</w:t>
       </w:r>
     </w:p>
     <w:p>
@@ -1708,7 +1708,7 @@
     </w:p>
     <w:p>
       <w:r>
-        <w:t>Between going to bed and my mother's phone call there is nothing. Not a gap — that's the wrong word, a gap implies edges. There's just the ordinary blankness of a night you slept through, the same blankness as every other night I'd slept through in thirty-four years, indistinguishable from all of them.</w:t>
+        <w:t>Between going to bed and my mother's phone call there is nothing. Not a gap. That's the wrong word, a gap implies edges. There's just the ordinary blankness of a night you slept through, the same blankness as every other night I'd slept through in thirty-four years, indistinguishable from all of them.</w:t>
       </w:r>
     </w:p>
     <w:p>
@@ -1728,7 +1728,7 @@
     </w:p>
     <w:p>
       <w:r>
-        <w:t>*Ruth gave me your number. She says you've got eleven seconds you want cleaning up. I'm free most days, I'm retired, that's a joke that stops being funny around the third time. — Ken Boyd*</w:t>
+        <w:t>*Ruth gave me your number. She says you've got eleven seconds you want cleaning up. I'm free most days, I'm retired, that's a joke that stops being funny around the third time. Ken Boyd*</w:t>
       </w:r>
     </w:p>
     <w:p>
@@ -1812,7 +1812,7 @@
     </w:p>
     <w:p>
       <w:r>
-        <w:t>He works for forty minutes. He talks the entire time — about noise reduction, about a thing called spectral repair, about a job he did in 1994 for a coroner in Leeds that he clearly still thinks about. I drink the tea. Duchess relocates from the speaker to my lap without consulting me.</w:t>
+        <w:t>He works for forty minutes. He talks the entire time: about noise reduction, about a thing called spectral repair, about a job he did in 1994 for a coroner in Leeds that he clearly still thinks about. I drink the tea. Duchess relocates from the speaker to my lap without consulting me.</w:t>
       </w:r>
     </w:p>
     <w:p>
@@ -2216,12 +2216,12 @@
     </w:p>
     <w:p>
       <w:r>
-        <w:t>The greenhouse is there, or a third of it — a rusted frame with most of the glass gone, standing in a rectangle of gravel that the storage company clearly ran out of budget before dealing with. There's a chain-link fence with a gap in it. There's a shopping trolley on its side, which is the international symbol for a place nobody comes to.</w:t>
-      </w:r>
-    </w:p>
-    <w:p>
-      <w:r>
-        <w:t>There's nothing here. Of course there's nothing here. What did I think I would find — a door with 47 on it and my sister's handwriting on a label?</w:t>
+        <w:t>The greenhouse is there, or a third of it: a rusted frame with most of the glass gone, standing in a rectangle of gravel that the storage company clearly ran out of budget before dealing with. There's a chain-link fence with a gap in it. There's a shopping trolley on its side, which is the international symbol for a place nobody comes to.</w:t>
+      </w:r>
+    </w:p>
+    <w:p>
+      <w:r>
+        <w:t>There's nothing here. Of course there's nothing here. What did I think I would find, a door with 47 on it and my sister's handwriting on a label?</w:t>
       </w:r>
     </w:p>
     <w:p>
@@ -2326,7 +2326,7 @@
     </w:p>
     <w:p>
       <w:r>
-        <w:t>Under any other circumstance I would say no. I have said no to every invitation issued to me since December of last year — my mother's, Priya's, the counselling group's, twice.</w:t>
+        <w:t>Under any other circumstance I would say no. I have said no to every invitation issued to me since December of last year: my mother's, Priya's, the counselling group's, twice.</w:t>
       </w:r>
     </w:p>
     <w:p>
@@ -2410,7 +2410,7 @@
     </w:p>
     <w:p>
       <w:r>
-        <w:t>He doesn't flinch. That's what I keep coming back to afterward — he doesn't flinch, doesn't scramble, doesn't do the thing a caught person does.</w:t>
+        <w:t>He doesn't flinch. That's what I keep coming back to afterward. He doesn't flinch, doesn't scramble, doesn't do the thing a caught person does.</w:t>
       </w:r>
     </w:p>
     <w:p>
@@ -2505,7 +2505,7 @@
     </w:p>
     <w:p>
       <w:r>
-        <w:t>He got it right that I have a sister. He got the eleven years right — she was five years younger, but she looked it, and people always said it.</w:t>
+        <w:t>He got it right that I have a sister. He got the eleven years right, because she was five years younger, but she looked it, and people always said it.</w:t>
       </w:r>
     </w:p>
     <w:p>
@@ -2575,7 +2575,7 @@
     </w:p>
     <w:p>
       <w:r>
-        <w:t>I come from the stairwell. I'm in my uniform. I stop about six feet in, and I stand there, facing the wall — not the wall, the door, room 24 — and I stand there for a long time. Bernie scrubs the timeline forward and I keep standing there. The counter runs on. Two minutes. Four.</w:t>
+        <w:t>I come from the stairwell. I'm in my uniform. I stop about six feet in, and I stand there, facing the wall. Not the wall, the door, room 24. And I stand there for a long time. Bernie scrubs the timeline forward and I keep standing there. The counter runs on. Two minutes. Four.</w:t>
       </w:r>
     </w:p>
     <w:p>
@@ -2620,7 +2620,7 @@
     </w:p>
     <w:p>
       <w:r>
-        <w:t>I make myself watch it properly this time, the way I'd watch a patient's gait — clinically, looking for the tell.</w:t>
+        <w:t>I make myself watch it properly this time, the way I'd watch a patient's gait: clinically, looking for the tell.</w:t>
       </w:r>
     </w:p>
     <w:p>
@@ -2670,7 +2670,7 @@
     </w:p>
     <w:p>
       <w:r>
-        <w:t>And then — and this is the part I do not tell Bernie, or Okonjo, or anybody, for another five weeks — she turns her head very slightly toward the camera.</w:t>
+        <w:t>And then, and this is the part I do not tell Bernie, or Okonjo, or anybody, for another five weeks, she turns her head very slightly toward the camera.</w:t>
       </w:r>
     </w:p>
     <w:p>
@@ -2784,7 +2784,7 @@
     </w:p>
     <w:p>
       <w:r>
-        <w:t>And the biggest risk factor — the one at the top of every list, above alcohol, above medication, above stress — is chronic sleep deprivation.</w:t>
+        <w:t>And the biggest risk factor, the one at the top of every list, above alcohol, above medication, above stress, is chronic sleep deprivation.</w:t>
       </w:r>
     </w:p>
     <w:p>
@@ -2829,7 +2829,7 @@
     </w:p>
     <w:p>
       <w:r>
-        <w:t>Nina's room is still Nina's room. Not a shrine — my mother is far too practical for a shrine — but the bed is made with the same duvet cover and there are three boxes stacked by the wardrobe with things in them that neither of us has been able to take to the charity shop.</w:t>
+        <w:t>Nina's room is still Nina's room. Not a shrine (my mother is far too practical for a shrine) but the bed is made with the same duvet cover and there are three boxes stacked by the wardrobe with things in them that neither of us has been able to take to the charity shop.</w:t>
       </w:r>
     </w:p>
     <w:p>
@@ -2879,7 +2879,7 @@
     </w:p>
     <w:p>
       <w:r>
-        <w:t>I ask to see Mrs. Ferrante's admission notes properly. This time I do it the right way — I ask the manager, and I give a reason that is true enough to survive contact.</w:t>
+        <w:t>I ask to see Mrs. Ferrante's admission notes properly. This time I do it the right way. I ask the manager, and I give a reason that is true enough to survive contact.</w:t>
       </w:r>
     </w:p>
     <w:p>
@@ -2904,7 +2904,7 @@
     </w:p>
     <w:p>
       <w:r>
-        <w:t>*1 suitcase, clothing. 1 photo album. 1 jewellery box (costume). 1 key, brass, unlabelled — resident distressed when removal attempted, permitted to retain.*</w:t>
+        <w:t>*1 suitcase, clothing. 1 photo album. 1 jewellery box (costume). 1 key, brass, unlabelled. Resident distressed when removal attempted, permitted to retain.*</w:t>
       </w:r>
     </w:p>
     <w:p>
@@ -3034,7 +3034,7 @@
     </w:p>
     <w:p>
       <w:r>
-        <w:t>A vehicle leaves the road at speed and enters water. The occupant is unrestrained or restrained. The mechanism of injury is deceleration — the body stops when the car stops, and the organs inside the body stop a fraction of a second later, and that fraction is what kills people.</w:t>
+        <w:t>A vehicle leaves the road at speed and enters water. The occupant is unrestrained or restrained. The mechanism of injury is deceleration: the body stops when the car stops, and the organs inside the body stop a fraction of a second later, and that fraction is what kills people.</w:t>
       </w:r>
     </w:p>
     <w:p>
@@ -3183,7 +3183,7 @@
     </w:p>
     <w:p>
       <w:r>
-        <w:t>Not *I remembered it.* It came out of my mouth ahead of me, the way your own front door code does, the way a thing you have typed does — the fingers know before the head.</w:t>
+        <w:t>Not *I remembered it.* It came out of my mouth ahead of me, the way your own front door code does, the way a thing you have typed does: the fingers know before the head.</w:t>
       </w:r>
     </w:p>
     <w:p>
@@ -3473,7 +3473,7 @@
     </w:p>
     <w:p>
       <w:r>
-        <w:t>I take it out. She turns it over in her palm and looks at the worn characters on the reverse — the ones I photographed, the ELP.</w:t>
+        <w:t>I take it out. She turns it over in her palm and looks at the worn characters on the reverse, the ones I photographed, the ELP.</w:t>
       </w:r>
     </w:p>
     <w:p>
@@ -3742,7 +3742,7 @@
     </w:p>
     <w:p>
       <w:r>
-        <w:t>Nina's things. Not the important ones — not her jewellery, not her laptop, none of the objects the family divided in that awful week. Small things. A hair tie. A lipstick worn down to the metal. Three ticket stubs. A hotel keycard. A photograph of the two of us on a beach at Whitby in about 2003, curled at one corner.</w:t>
+        <w:t>Nina's things. Not the important ones: not her jewellery, not her laptop, none of the objects the family divided in that awful week. Small things. A hair tie. A lipstick worn down to the metal. Three ticket stubs. A hotel keycard. A photograph of the two of us on a beach at Whitby in about 2003, curled at one corner.</w:t>
       </w:r>
     </w:p>
     <w:p>
@@ -3777,7 +3777,7 @@
     </w:p>
     <w:p>
       <w:r>
-        <w:t>Not similar to mine. Mine — the specific way I make a lowercase g with the tail that doesn't close, the way I cross a t high, the leftward slant I've had since school and hated since school.</w:t>
+        <w:t>Not similar to mine. Mine. The specific way I make a lowercase g with the tail that doesn't close, the way I cross a t high, the leftward slant I've had since school and hated since school.</w:t>
       </w:r>
     </w:p>
     <w:p>
@@ -3822,7 +3822,7 @@
     </w:p>
     <w:p>
       <w:r>
-        <w:t>Page after page. Dates through the winter and spring and summer of last year, into the autumn, into January of this one. Some entries are three lines. Some run over. All of them are mine, and I have no memory — not a fragment, not a shadow — of writing a single word.</w:t>
+        <w:t>Page after page. Dates through the winter and spring and summer of last year, into the autumn, into January of this one. Some entries are three lines. Some run over. All of them are mine, and I have no memory, not a fragment, not a shadow, of writing a single word.</w:t>
       </w:r>
     </w:p>
     <w:p>
@@ -3837,7 +3837,7 @@
     </w:p>
     <w:p>
       <w:r>
-        <w:t>Because on page forty the writing changes. Not the hand — it's still mine — but the *pressure*. Up to page thirty-nine everything is written in the neat, small, slightly cramped way I write notes at work, the way you write when you might have to read it back to a coroner.</w:t>
+        <w:t>Because on page forty the writing changes. Not the hand, which is still mine, but the *pressure*. Up to page thirty-nine everything is written in the neat, small, slightly cramped way I write notes at work, the way you write when you might have to read it back to a coroner.</w:t>
       </w:r>
     </w:p>
     <w:p>
@@ -3961,7 +3961,7 @@
     </w:p>
     <w:p>
       <w:r>
-        <w:t>I am sitting in her office. The notebook is in my bag, on the floor, between my feet. The shoebox is in the boot of my car with Nina's house keys in it — house keys I reported missing, which makes them, at minimum, an item of interest in a file, and which makes me, at minimum, a person who found them and said nothing.</w:t>
+        <w:t>I am sitting in her office. The notebook is in my bag, on the floor, between my feet. The shoebox is in the boot of my car with Nina's house keys in it, house keys I reported missing, which makes them, at minimum, an item of interest in a file, and which makes me, at minimum, a person who found them and said nothing.</w:t>
       </w:r>
     </w:p>
     <w:p>
@@ -3981,7 +3981,7 @@
     </w:p>
     <w:p>
       <w:r>
-        <w:t>And the thing underneath it — the reason, which I can see now and could not see then — is this:</w:t>
+        <w:t>And the thing underneath it, the reason, which I can see now and could not see then, is this:</w:t>
       </w:r>
     </w:p>
     <w:p>
@@ -4016,7 +4016,7 @@
     </w:p>
     <w:p>
       <w:r>
-        <w:t>I read the notebook properly that night. Not at work — I've asked for two shifts off, which I have never done, and Denise agreed so fast that I understand I look worse than I think I do.</w:t>
+        <w:t>I read the notebook properly that night. Not at work. I've asked for two shifts off, which I have never done, and Denise agreed so fast that I understand I look worse than I think I do.</w:t>
       </w:r>
     </w:p>
     <w:p>
@@ -4056,7 +4056,7 @@
     </w:p>
     <w:p>
       <w:r>
-        <w:t>She — I — whoever writes in this notebook goes back to the Kesselwood road. Repeatedly. Twenty-two of the sixty-one entries reference the bend, the gate, the cottages, the verge. There are measurements. There is, on one page, a sketch of the road with an X and an arrow and the note *no glass here, why*.</w:t>
+        <w:t>She, or I, or whoever writes in this notebook, goes back to the Kesselwood road. Repeatedly. Twenty-two of the sixty-one entries reference the bend, the gate, the cottages, the verge. There are measurements. There is, on one page, a sketch of the road with an X and an arrow and the note *no glass here, why*.</w:t>
       </w:r>
     </w:p>
     <w:p>
@@ -4146,7 +4146,7 @@
     </w:p>
     <w:p>
       <w:r>
-        <w:t>Ten to five in the morning. I would have been asleep. I was asleep — that's a Tuesday, I know it's a Tuesday because I did four nights that week and Wednesday was my first off, and I would have got home at seven on the Tuesday morning and gone to bed.</w:t>
+        <w:t>Ten to five in the morning. I would have been asleep. I was asleep. That's a Tuesday, I know it's a Tuesday because I did four nights that week and Wednesday was my first off, and I would have got home at seven on the Tuesday morning and gone to bed.</w:t>
       </w:r>
     </w:p>
     <w:p>
@@ -4216,7 +4216,7 @@
     </w:p>
     <w:p>
       <w:r>
-        <w:t>"She was my student." He leans on the doorframe, not casually — like he needs it. "Guitar, badly, for about a year. She was the worst student I've ever had and the only one I ever looked forward to." Something moves across his face and he lets it. "She talked about you constantly. *My sister the nurse who doesn't sleep.* That was before — she meant it as a joke about your shifts."</w:t>
+        <w:t>"She was my student." He leans on the doorframe, not casually, like he needs it. "Guitar, badly, for about a year. She was the worst student I've ever had and the only one I ever looked forward to." Something moves across his face and he lets it. "She talked about you constantly. *My sister the nurse who doesn't sleep.* That was before — she meant it as a joke about your shifts."</w:t>
       </w:r>
     </w:p>
     <w:p>
@@ -4266,7 +4266,7 @@
     </w:p>
     <w:p>
       <w:r>
-        <w:t>And here — finally — he does something with his face.</w:t>
+        <w:t>And here, finally, he does something with his face.</w:t>
       </w:r>
     </w:p>
     <w:p>
@@ -4365,7 +4365,7 @@
     </w:p>
     <w:p>
       <w:r>
-        <w:t>His flat is the mirror image of mine, which is disorienting — the same rooms in the wrong order, like a word said backwards. There's a piano where my sofa is. There are boxes he hasn't unpacked after five months.</w:t>
+        <w:t>His flat is the mirror image of mine, which is disorienting: the same rooms in the wrong order, like a word said backwards. There's a piano where my sofa is. There are boxes he hasn't unpacked after five months.</w:t>
       </w:r>
     </w:p>
     <w:p>
@@ -4699,7 +4699,7 @@
     </w:p>
     <w:p>
       <w:r>
-        <w:t>Not from fear — I want to be accurate about this, because it would be a tidier book if I'd been frightened. What I feel is something closer to professional embarrassment, which I recognise as absurd even at the time.</w:t>
+        <w:t>Not from fear. I want to be accurate about this, because it would be a tidier book if I'd been frightened. What I feel is something closer to professional embarrassment, which I recognise as absurd even at the time.</w:t>
       </w:r>
     </w:p>
     <w:p>
@@ -4729,7 +4729,7 @@
     </w:p>
     <w:p>
       <w:r>
-        <w:t>Because I know the pathway. I *am* the pathway. You disclose parasomnia with amnesia and confusional arousal to a GP, and if you're lucky you get a sleep clinic referral in nine months. And if you're unlucky — if the GP is thorough, if they ask the right question about your driving — there is a form, and the form goes to the DVLA, and my licence is my job.</w:t>
+        <w:t>Because I know the pathway. I *am* the pathway. You disclose parasomnia with amnesia and confusional arousal to a GP, and if you're lucky you get a sleep clinic referral in nine months. And if you're unlucky, if the GP is thorough, if they ask the right question about your driving, there is a form, and the form goes to the DVLA, and my licence is my job.</w:t>
       </w:r>
     </w:p>
     <w:p>
@@ -4744,7 +4744,7 @@
     </w:p>
     <w:p>
       <w:r>
-        <w:t>It's a cheap thing, a security camera meant for people who want to watch their dogs — sixty pounds, plugs into a socket, streams to an app, records to a card when it detects motion. I set it up on the bookshelf in the bedroom facing the bed and I test it by walking about, and the app shows me a small grainy grey woman walking about, and something about seeing myself in infrared makes my skin crawl in a way I decide not to examine.</w:t>
+        <w:t>It's a cheap thing, a security camera meant for people who want to watch their dogs: sixty pounds, plugs into a socket, streams to an app, records to a card when it detects motion. I set it up on the bookshelf in the bedroom facing the bed and I test it by walking about, and the app shows me a small grainy grey woman walking about, and something about seeing myself in infrared makes my skin crawl in a way I decide not to examine.</w:t>
       </w:r>
     </w:p>
     <w:p>
@@ -4784,17 +4784,17 @@
     </w:p>
     <w:p>
       <w:r>
-        <w:t>**01:47 — 12 seconds.** I turn over. Nothing.</w:t>
-      </w:r>
-    </w:p>
-    <w:p>
-      <w:r>
-        <w:t>**02:31 — 8 seconds.** My arm comes out from under the duvet and hangs there. Nothing.</w:t>
-      </w:r>
-    </w:p>
-    <w:p>
-      <w:r>
-        <w:t>**03:12 — 4 minutes 30, the maximum clip length.**</w:t>
+        <w:t>**01:47, 12 seconds.** I turn over. Nothing.</w:t>
+      </w:r>
+    </w:p>
+    <w:p>
+      <w:r>
+        <w:t>**02:31, 8 seconds.** My arm comes out from under the duvet and hangs there. Nothing.</w:t>
+      </w:r>
+    </w:p>
+    <w:p>
+      <w:r>
+        <w:t>**03:12, 4 minutes 30, the maximum clip length.**</w:t>
       </w:r>
     </w:p>
     <w:p>
@@ -4804,7 +4804,7 @@
     </w:p>
     <w:p>
       <w:r>
-        <w:t>Not the way a person sits up when they wake — none of the negotiation, the propping, the two false starts. I sit up in one movement, straight-backed, and I stay there.</w:t>
+        <w:t>Not the way a person sits up when they wake: none of the negotiation, the propping, the two false starts. I sit up in one movement, straight-backed, and I stay there.</w:t>
       </w:r>
     </w:p>
     <w:p>
@@ -4819,12 +4819,12 @@
     </w:p>
     <w:p>
       <w:r>
-        <w:t>**03:17 — 4 minutes 30.** Empty room.</w:t>
-      </w:r>
-    </w:p>
-    <w:p>
-      <w:r>
-        <w:t>**03:22 — 4 minutes 30.** Empty room.</w:t>
+        <w:t>**03:17, 4 minutes 30.** Empty room.</w:t>
+      </w:r>
+    </w:p>
+    <w:p>
+      <w:r>
+        <w:t>**03:22, 4 minutes 30.** Empty room.</w:t>
       </w:r>
     </w:p>
     <w:p>
@@ -4839,7 +4839,7 @@
     </w:p>
     <w:p>
       <w:r>
-        <w:t>I don't know what I think I'm going to see. That's not true — I do know. I think I'm going to see somebody else come into the room.</w:t>
+        <w:t>I don't know what I think I'm going to see. That's not true. I do know. I think I'm going to see somebody else come into the room.</w:t>
       </w:r>
     </w:p>
     <w:p>
@@ -4849,7 +4849,7 @@
     </w:p>
     <w:p>
       <w:r>
-        <w:t>**04:02 — 3 minutes 11.**</w:t>
+        <w:t>**04:02, 3 minutes 11.**</w:t>
       </w:r>
     </w:p>
     <w:p>
@@ -5228,7 +5228,7 @@
     </w:p>
     <w:p>
       <w:r>
-        <w:t>"There were two of them, love." She frowns, not at me — at the memory, the way you frown at a thing you're holding up to the light. "They'd been shouting. Not screaming, mind. Shouting the way sisters do."</w:t>
+        <w:t>"There were two of them, love." She frowns, not at me but at the memory, the way you frown at a thing you're holding up to the light. "They'd been shouting. Not screaming, mind. Shouting the way sisters do."</w:t>
       </w:r>
     </w:p>
     <w:p>
@@ -5238,7 +5238,7 @@
     </w:p>
     <w:p>
       <w:r>
-        <w:t>And Mrs. Ferrante — eighty-two, dementia, a witness no lawyer would touch — says, in a completely different voice, a young voice, a mimic's voice, the voice of a woman repeating something she heard once through a hedge in the cold and has not been able to put down since:</w:t>
+        <w:t>And Mrs. Ferrante, eighty-two, dementia, a witness no lawyer would touch, says, in a completely different voice, a young voice, a mimic's voice, the voice of a woman repeating something she heard once through a hedge in the cold and has not been able to put down since:</w:t>
       </w:r>
     </w:p>
     <w:p>
@@ -5353,7 +5353,7 @@
     </w:p>
     <w:p>
       <w:r>
-        <w:t>There is a version of me — the one who has done this job for eleven years, the one who trains new starters and tells them that a person with dementia is a person first — who would have stopped at the second question.</w:t>
+        <w:t>There is a version of me, the one who has done this job for eleven years, the one who trains new starters and tells them that a person with dementia is a person first, who would have stopped at the second question.</w:t>
       </w:r>
     </w:p>
     <w:p>
@@ -5657,7 +5657,7 @@
     </w:p>
     <w:p>
       <w:r>
-        <w:t>It isn't there. Not deleted-and-recoverable, not in the archive — the note is gone, and the app tells me in its cheerful way that it was last edited eleven days ago, and eleven days ago is the night the voicemail arrived.</w:t>
+        <w:t>It isn't there. Not deleted-and-recoverable, not in the archive. The note is gone, and the app tells me in its cheerful way that it was last edited eleven days ago, and eleven days ago is the night the voicemail arrived.</w:t>
       </w:r>
     </w:p>
     <w:p>
@@ -5697,7 +5697,7 @@
     </w:p>
     <w:p>
       <w:r>
-        <w:t>I stand in my kitchen at — I don't know, the clock has stopped meaning anything, let's say some hour — and I look at a spiral-bound A5 notebook that is not there, and I think, quite calmly: right. This is the bit where I go to hospital.</w:t>
+        <w:t>I stand in my kitchen at, I don't know, the clock has stopped meaning anything, let's say some hour, and I look at a spiral-bound A5 notebook that is not there, and I think, quite calmly: right. This is the bit where I go to hospital.</w:t>
       </w:r>
     </w:p>
     <w:p>
@@ -5772,7 +5772,7 @@
     </w:p>
     <w:p>
       <w:r>
-        <w:t>I don't move. I don't blink. I sit with my hands at ten and two and I look at her, and she does not turn around, and I say — and I hear my own voice, thin and reasonable in the closed car — I say:</w:t>
+        <w:t>I don't move. I don't blink. I sit with my hands at ten and two and I look at her, and she does not turn around, and I say, and I hear my own voice, thin and reasonable in the closed car, I say:</w:t>
       </w:r>
     </w:p>
     <w:p>
@@ -5807,7 +5807,7 @@
     </w:p>
     <w:p>
       <w:r>
-        <w:t>And instead of driving home, I drive the three hundred metres to the bend, and I stop on the verge with the hazards on — *click, click, click,* one beat a second, the sound under eleven seconds of nothing — and I get out.</w:t>
+        <w:t>And instead of driving home, I drive the three hundred metres to the bend, and I stop on the verge with the hazards on, *click, click, click,* one beat a second, the sound under eleven seconds of nothing, and I get out.</w:t>
       </w:r>
     </w:p>
     <w:p>
@@ -5881,7 +5881,7 @@
     </w:p>
     <w:p>
       <w:r>
-        <w:t>I have spent four months treating that as a technique — the patience of a man managing me. And lying on a bed at eight in the morning in a coat, it occurs to me for the first time that it might simply be what it looks like, which is a person being careful with someone.</w:t>
+        <w:t>I have spent four months treating that as a technique: the patience of a man managing me. And lying on a bed at eight in the morning in a coat, it occurs to me for the first time that it might simply be what it looks like, which is a person being careful with someone.</w:t>
       </w:r>
     </w:p>
     <w:p>
@@ -6205,7 +6205,7 @@
     </w:p>
     <w:p>
       <w:r>
-        <w:t>It isn't what people imagine. There's no dramatic admission, no restraint, nobody says *sectioned* — I go in voluntarily on the Friday afternoon with a bag Adrian packs badly, and a consultant called Dr. Iyer takes a history for two hours and asks me, at the end of it, the only question anybody has asked me correctly in fourteen months:</w:t>
+        <w:t>It isn't what people imagine. There's no dramatic admission, no restraint, nobody says *sectioned*. I go in voluntarily on the Friday afternoon with a bag Adrian packs badly, and a consultant called Dr. Iyer takes a history for two hours and asks me, at the end of it, the only question anybody has asked me correctly in fourteen months:</w:t>
       </w:r>
     </w:p>
     <w:p>
@@ -6250,7 +6250,7 @@
     </w:p>
     <w:p>
       <w:r>
-        <w:t>Being on the wrong side of it is not humbling. That's the word people use and it's wrong. It's *disorienting* — like hearing your own voice on a recording. All the same sounds, arranged for somebody else.</w:t>
+        <w:t>Being on the wrong side of it is not humbling. That's the word people use and it's wrong. It's *disorienting*, like hearing your own voice on a recording. All the same sounds, arranged for somebody else.</w:t>
       </w:r>
     </w:p>
     <w:p>
@@ -6619,7 +6619,7 @@
     </w:p>
     <w:p>
       <w:r>
-        <w:t>Nobody's memory returns in a flash. Mine returns the way a photograph develops in a tray — you look at it and there's nothing, and you look at it and there's nothing, and then you look away and back and it has been there the whole time.</w:t>
+        <w:t>Nobody's memory returns in a flash. Mine returns the way a photograph develops in a tray: you look at it and there's nothing, and you look at it and there's nothing, and then you look away and back and it has been there the whole time.</w:t>
       </w:r>
     </w:p>
     <w:p>
@@ -6639,7 +6639,7 @@
     </w:p>
     <w:p>
       <w:r>
-        <w:t>That's all. That's the whole of it, for about ninety seconds — a door, my shoulder, the temperature change.</w:t>
+        <w:t>That's all. That's the whole of it, for about ninety seconds: a door, my shoulder, the temperature change.</w:t>
       </w:r>
     </w:p>
     <w:p>
@@ -6679,7 +6679,7 @@
     </w:p>
     <w:p>
       <w:r>
-        <w:t>I sit with all of it for perhaps twenty minutes. The ward does its night sounds — a buzzer somewhere, a trolley, the low conversation of two people at the desk who think everyone is asleep.</w:t>
+        <w:t>I sit with all of it for perhaps twenty minutes. The ward does its night sounds: a buzzer somewhere, a trolley, the low conversation of two people at the desk who think everyone is asleep.</w:t>
       </w:r>
     </w:p>
     <w:p>
@@ -6714,12 +6714,12 @@
     </w:p>
     <w:p>
       <w:r>
-        <w:t>*El don't be like this but I've had 2 and I'm driving home in a bit. Before you type the thing — I know. I'm telling you because you asked me to tell you. x*</w:t>
-      </w:r>
-    </w:p>
-    <w:p>
-      <w:r>
-        <w:t>I read it standing in my kitchen and I felt the whole of it arrive at once — the fear, and under the fear, immediately, the anger, because with me they have never been separable, and because three days earlier she had sat in my flat and asked me a question and I had made a joke of the answer.</w:t>
+        <w:t>*El don't be like this but I've had 2 and I'm driving home in a bit. Before you type the thing, I know. I'm telling you because you asked me to tell you. x*</w:t>
+      </w:r>
+    </w:p>
+    <w:p>
+      <w:r>
+        <w:t>I read it standing in my kitchen and I felt the whole of it arrive at once: the fear, and under the fear, immediately, the anger, because with me they have never been separable, and because three days earlier she had sat in my flat and asked me a question and I had made a joke of the answer.</w:t>
       </w:r>
     </w:p>
     <w:p>
@@ -6799,7 +6799,7 @@
     </w:p>
     <w:p>
       <w:r>
-        <w:t>And I said — and this is mine, this is the one I own, this is not the sentence an eighty-two-year-old woman heard through a hedge but the one that came before it —</w:t>
+        <w:t>And I said, and this is mine, this is the one I own, this is not the sentence an eighty-two-year-old woman heard through a hedge but the one that came before it.</w:t>
       </w:r>
     </w:p>
     <w:p>
@@ -6844,7 +6844,7 @@
     </w:p>
     <w:p>
       <w:r>
-        <w:t>And she said — and here it is, the sentence, the one an eighty-two-year-old woman heard through a hedge and could not put down, the one I have known every second of every day for fourteen months without once being able to say it out loud:</w:t>
+        <w:t>And she said, and here it is, the sentence, the one an eighty-two-year-old woman heard through a hedge and could not put down, the one I have known every second of every day for fourteen months without once being able to say it out loud:</w:t>
       </w:r>
     </w:p>
     <w:p>
@@ -6884,7 +6884,7 @@
     </w:p>
     <w:p>
       <w:r>
-        <w:t>So she called the other one. The pay-as-you-go, in my coat pocket, bought in cash in Cranleigh in November — bought because in November she had promised me she'd stop and I had not believed her, and I had wanted a number she wouldn't recognise, so that if she wouldn't answer to me she might answer to a stranger. That's what it was for. That is the whole shabby, loving, useless reason it existed.</w:t>
+        <w:t>So she called the other one. The pay-as-you-go, in my coat pocket, bought in cash in Cranleigh in November, bought because in November she had promised me she'd stop and I had not believed her, and I had wanted a number she wouldn't recognise, so that if she wouldn't answer to me she might answer to a stranger. That's what it was for. That is the whole shabby, loving, useless reason it existed.</w:t>
       </w:r>
     </w:p>
     <w:p>
@@ -6904,7 +6904,7 @@
     </w:p>
     <w:p>
       <w:r>
-        <w:t>And I walked down. With the torch on my phone — the other phone, the one nobody knew about. And I stood at the barrier, and I looked down at the car in the dark and the water, and I did not go down the bank, and I did not ring 999.</w:t>
+        <w:t>And I walked down. With the torch on my phone, the other phone, the one nobody knew about. And I stood at the barrier, and I looked down at the car in the dark and the water, and I did not go down the bank, and I did not ring 999.</w:t>
       </w:r>
     </w:p>
     <w:p>
@@ -6934,7 +6934,7 @@
     </w:p>
     <w:p>
       <w:r>
-        <w:t>The third is that in the moment I stood at that barrier, some part of me — small, fast, and entirely real — was aware that if I called 999 I would have to say who I was and where I had been and why I had got out of the car.</w:t>
+        <w:t>The third is that in the moment I stood at that barrier, some part of me, small, fast, and entirely real, was aware that if I called 999 I would have to say who I was and where I had been and why I had got out of the car.</w:t>
       </w:r>
     </w:p>
     <w:p>
@@ -6964,7 +6964,7 @@
     </w:p>
     <w:p>
       <w:r>
-        <w:t>And at 06:15 I turned my phone back on in my own flat, and at ten past one — no. That's wrong. That's the version. My mother rang at ten past one and I was on the Kesselwood road.</w:t>
+        <w:t>And at 06:15 I turned my phone back on in my own flat, and at ten past one. No. That's wrong. That's the version. My mother rang at ten past one and I was on the Kesselwood road.</w:t>
       </w:r>
     </w:p>
     <w:p>
@@ -7323,7 +7323,7 @@
     </w:p>
     <w:p>
       <w:r>
-        <w:t>"I told her on Thursday. Before you remembered anything. She was — " he makes a small sound that isn't a laugh — "she was extremely unimpressed with me, and she wrote it all down, and she said the phrase *you should have come forward in December of last year, Mr. Cole,* and she's right."</w:t>
+        <w:t>"I told her on Thursday. Before you remembered anything. She was — " he makes a small sound that isn't a laugh, "she was extremely unimpressed with me, and she wrote it all down, and she said the phrase *you should have come forward in December of last year, Mr. Cole,* and she's right."</w:t>
       </w:r>
     </w:p>
     <w:p>
@@ -7647,7 +7647,7 @@
     </w:p>
     <w:p>
       <w:r>
-        <w:t>"Good," she says, and that's all, and she never asks again, and I find out about eleven months later — from a nurse on a completely unrelated ward, of all places — that she rang Dr. Iyer's team the day she read it, before she ever raised it with me.</w:t>
+        <w:t>"Good," she says, and that's all, and she never asks again, and I find out about eleven months later, from a nurse on a completely unrelated ward, of all places, that she rang Dr. Iyer's team the day she read it, before she ever raised it with me.</w:t>
       </w:r>
     </w:p>
     <w:p>
@@ -7662,7 +7662,7 @@
     </w:p>
     <w:p>
       <w:r>
-        <w:t>It is not a horror object. That's what surprises me. Awake, I had been frightened of it — a thing written by a stranger with my hands.</w:t>
+        <w:t>It is not a horror object. That's what surprises me. Awake, I had been frightened of it: a thing written by a stranger with my hands.</w:t>
       </w:r>
     </w:p>
     <w:p>
@@ -7672,7 +7672,7 @@
     </w:p>
     <w:p>
       <w:r>
-        <w:t>She — I — spent fourteen months going back to a road twice a month in the dark, taking measurements, drawing the bend from memory, noting where the glass wasn't. Sitting in a lay-by. Standing at a gate.</w:t>
+        <w:t>She, or I, spent fourteen months going back to a road twice a month in the dark, taking measurements, drawing the bend from memory, noting where the glass wasn't. Sitting in a lay-by. Standing at a gate.</w:t>
       </w:r>
     </w:p>
     <w:p>
@@ -7697,7 +7697,7 @@
     </w:p>
     <w:p>
       <w:r>
-        <w:t>I had read that in a record shop storeroom and heard something monstrous in it — a third person, a stranger in my own hand, talking about me.</w:t>
+        <w:t>I had read that in a record shop storeroom and heard something monstrous in it: a third person, a stranger in my own hand, talking about me.</w:t>
       </w:r>
     </w:p>
     <w:p>
@@ -7767,7 +7767,7 @@
     </w:p>
     <w:p>
       <w:r>
-        <w:t>I have spent two years believing that what I was carrying was a secret. It wasn't. Or it wasn't only that. Underneath the secret there was just an enormous, ordinary, unspectacular missing, which had nowhere to go because I would not let it out in daylight — so it went out at four in the morning, in a locker in a record shop, in nineteen words about bread.</w:t>
+        <w:t>I have spent two years believing that what I was carrying was a secret. It wasn't. Or it wasn't only that. Underneath the secret there was just an enormous, ordinary, unspectacular missing, which had nowhere to go because I would not let it out in daylight, so it went out at four in the morning, in a locker in a record shop, in nineteen words about bread.</w:t>
       </w:r>
     </w:p>
     <w:p>
@@ -7881,7 +7881,7 @@
     </w:p>
     <w:p>
       <w:r>
-        <w:t>Room 12 in daylight is a different room. I have only ever seen it at two in the morning. There's a window I've never seen the view from — the car park, four cars, a hedge and the road.</w:t>
+        <w:t>Room 12 in daylight is a different room. I have only ever seen it at two in the morning. There's a window I've never seen the view from: the car park, four cars, a hedge and the road.</w:t>
       </w:r>
     </w:p>
     <w:p>
@@ -7996,7 +7996,7 @@
     </w:p>
     <w:p>
       <w:r>
-        <w:t>There are nine people at the funeral. Four are staff from Ridgemont on their day off. There is no family. The celebrant reads out a life in six minutes — born in Naples in 1943, came to England at nineteen, married Roberto in 1966, forty-one years at Kesselwood Cottages, no children — and gets her name wrong twice, and nobody corrects him, because there is nobody there whose job it is to.</w:t>
+        <w:t>There are nine people at the funeral. Four are staff from Ridgemont on their day off. There is no family. The celebrant reads out a life in six minutes (born in Naples in 1943, came to England at nineteen, married Roberto in 1966, forty-one years at Kesselwood Cottages, no children) and gets her name wrong twice, and nobody corrects him, because there is nobody there whose job it is to.</w:t>
       </w:r>
     </w:p>
     <w:p>
@@ -8161,7 +8161,7 @@
     </w:p>
     <w:p>
       <w:r>
-        <w:t>There's a hearing in August. Not a court — the nursing council, because Angela wrote it up as she said she would and because a registered nurse spending forty minutes questioning a resident with dementia at two in the morning is a thing that has to go somewhere.</w:t>
+        <w:t>There's a hearing in August. Not a court. The nursing council, because Angela wrote it up as she said she would and because a registered nurse spending forty minutes questioning a resident with dementia at two in the morning is a thing that has to go somewhere.</w:t>
       </w:r>
     </w:p>
     <w:p>
@@ -8216,7 +8216,7 @@
     </w:p>
     <w:p>
       <w:r>
-        <w:t>I go to that funeral too. There are more people than I expect — a lot of men in their seventies who all seem to know each other from somewhere technical, and who talk in the crematorium car park about a job in Leeds in 1994 as if it happened last year.</w:t>
+        <w:t>I go to that funeral too. There are more people than I expect: a lot of men in their seventies who all seem to know each other from somewhere technical, and who talk in the crematorium car park about a job in Leeds in 1994 as if it happened last year.</w:t>
       </w:r>
     </w:p>
     <w:p>
@@ -8246,7 +8246,7 @@
     </w:p>
     <w:p>
       <w:r>
-        <w:t>I think about Ken more than I expect to, over that autumn. About a man who spent thirty years cleaning up the last recorded seconds of other people's lives, and who told me straight out, at the very beginning, that he did sound and not fault — and who was the only person in the whole of it who warned me, before I'd even started, that I was about to build a house on eleven seconds.</w:t>
+        <w:t>I think about Ken more than I expect to, over that autumn. About a man who spent thirty years cleaning up the last recorded seconds of other people's lives, and who told me straight out, at the very beginning, that he did sound and not fault, and who was the only person in the whole of it who warned me, before I'd even started, that I was about to build a house on eleven seconds.</w:t>
       </w:r>
     </w:p>
     <w:p>
@@ -8256,7 +8256,7 @@
     </w:p>
     <w:p>
       <w:r>
-        <w:t>I sleep about six hours a night. Some weeks five. In February — the anniversary of the anniversary, which nobody warns you about — I have a run of four bad nights and I ring Priti and she moves my appointment up, and that's the whole crisis: I make a phone call and someone moves an appointment.</w:t>
+        <w:t>I sleep about six hours a night. Some weeks five. In February, the anniversary of the anniversary, which nobody warns you about, I have a run of four bad nights and I ring Priti and she moves my appointment up, and that's the whole crisis: I make a phone call and someone moves an appointment.</w:t>
       </w:r>
     </w:p>
     <w:p>
@@ -8311,7 +8311,7 @@
     </w:p>
     <w:p>
       <w:r>
-        <w:t>And we both do it, at the same time, badly — the specific noise Nina made, half a groan and half a laugh, the one she made when something was too much and she loved it.</w:t>
+        <w:t>And we both do it, at the same time, badly: the specific noise Nina made, half a groan and half a laugh, the one she made when something was too much and she loved it.</w:t>
       </w:r>
     </w:p>
     <w:p>
@@ -8350,7 +8350,7 @@
     </w:p>
     <w:p>
       <w:r>
-        <w:t>My mother organises it, which is itself remarkable — for two years my mother has organised nothing, has answered the phone on Sundays and put it down after eleven minutes, has kept a house so tidy you could tell nobody was living in it.</w:t>
+        <w:t>My mother organises it, which is itself remarkable, because for two years my mother has organised nothing, has answered the phone on Sundays and put it down after eleven minutes, has kept a house so tidy you could tell nobody was living in it.</w:t>
       </w:r>
     </w:p>
     <w:p>
@@ -8749,7 +8749,7 @@
     </w:p>
     <w:p>
       <w:r>
-        <w:t>It takes forty minutes I do not have. There are meetings about this — about "capacity" and "visit duration" and a phrase I have come to hate, which is "scope of role."</w:t>
+        <w:t>It takes forty minutes I do not have. There are meetings about this: about "capacity" and "visit duration" and a phrase I have come to hate, which is "scope of role."</w:t>
       </w:r>
     </w:p>
     <w:p>
@@ -8769,7 +8769,7 @@
     </w:p>
     <w:p>
       <w:r>
-        <w:t>Priti says this is what she means by *the wanting to not know* being the thing to watch — that the opposite of it isn't confessing, it's just saying ordinary true things at ordinary volume, on Thursdays, in rooms where it's inconvenient.</w:t>
+        <w:t>Priti says this is what she means by *the wanting to not know* being the thing to watch: that the opposite of it isn't confessing, it's just saying ordinary true things at ordinary volume, on Thursdays, in rooms where it's inconvenient.</w:t>
       </w:r>
     </w:p>
     <w:p>
@@ -8799,7 +8799,7 @@
     </w:p>
     <w:p>
       <w:r>
-        <w:t>I gave my car keys to Adrian for four months. Not symbolically — he kept them in his flat and I knocked on his door in the morning when I needed the car, which is humiliating for about three weeks and then becomes as ordinary as anything else.</w:t>
+        <w:t>I gave my car keys to Adrian for four months. Not symbolically. He kept them in his flat and I knocked on his door in the morning when I needed the car, which is humiliating for about three weeks and then becomes as ordinary as anything else.</w:t>
       </w:r>
     </w:p>
     <w:p>
@@ -8809,7 +8809,7 @@
     </w:p>
     <w:p>
       <w:r>
-        <w:t>I do not work nights. That's permanent. It cost me eleven years of seniority and about six thousand a year, and it is not negotiable, and when the agency rings — they always ring, they are always short — I say no in the first sentence.</w:t>
+        <w:t>I do not work nights. That's permanent. It cost me eleven years of seniority and about six thousand a year, and it is not negotiable, and when the agency rings, and they always ring, they are always short, I say no in the first sentence.</w:t>
       </w:r>
     </w:p>
     <w:p>
@@ -8859,7 +8859,7 @@
     </w:p>
     <w:p>
       <w:r>
-        <w:t>The council put a sign up in the spring. SLOW — BEND. It is the third sign on that stretch and it will not make any difference to anybody, and I know because I sat in a room in February and asked for it, along with a request for the barrier to be extended forty metres, which was refused on cost.</w:t>
+        <w:t>The council put a sign up in the spring. SLOW, BEND. It is the third sign on that stretch and it will not make any difference to anybody, and I know because I sat in a room in February and asked for it, along with a request for the barrier to be extended forty metres, which was refused on cost.</w:t>
       </w:r>
     </w:p>
     <w:p>
@@ -8889,7 +8889,7 @@
     </w:p>
     <w:p>
       <w:r>
-        <w:t>But I stand there, and I hold in my head the four minutes and eleven seconds I still don't have and probably never will — and the thing I have come round to, after two years and a woman called Priti and a great deal of arguing, is that the four minutes were probably not important.</w:t>
+        <w:t>But I stand there, and I hold in my head the four minutes and eleven seconds I still don't have and probably never will, and the thing I have come round to, after two years and a woman called Priti and a great deal of arguing, is that the four minutes were probably not important.</w:t>
       </w:r>
     </w:p>
     <w:p>
@@ -8944,7 +8944,7 @@
     </w:p>
     <w:p>
       <w:r>
-        <w:t>I don't think what happened to me was that I was forgiven. Nobody had the standing to do it — not my mother, not Ruth Okonjo, not Adrian, and certainly not me.</w:t>
+        <w:t>I don't think what happened to me was that I was forgiven. Nobody had the standing to do it: not my mother, not Ruth Okonjo, not Adrian, and certainly not me.</w:t>
       </w:r>
     </w:p>
     <w:p>
@@ -9024,7 +9024,7 @@
     </w:p>
     <w:p>
       <w:r>
-        <w:t>There's a piano going when I come up the stairs — scales, badly, because his eleven o'clock has clearly moved to a five o'clock and is no better for it.</w:t>
+        <w:t>There's a piano going when I come up the stairs: scales, badly, because his eleven o'clock has clearly moved to a five o'clock and is no better for it.</w:t>
       </w:r>
     </w:p>
     <w:p>
@@ -9039,7 +9039,7 @@
     </w:p>
     <w:p>
       <w:r>
-        <w:t>And at eleven o'clock I go to bed, and I lie down in the dark, and the flat does its noises — the fridge, the radiator, the particular frequency in the walls at that hour that I can still hear whenever I choose to listen for it.</w:t>
+        <w:t>And at eleven o'clock I go to bed, and I lie down in the dark, and the flat does its noises: the fridge, the radiator, the particular frequency in the walls at that hour that I can still hear whenever I choose to listen for it.</w:t>
       </w:r>
     </w:p>
     <w:p>
